--- a/Assets/Document/云熹约定项目文档/13.后续剧情/修罗场剧情文本/陈予宁&陈予荣线/陈予宁&陈予荣线.docx
+++ b/Assets/Document/云熹约定项目文档/13.后续剧情/修罗场剧情文本/陈予宁&陈予荣线/陈予宁&陈予荣线.docx
@@ -13286,7 +13286,20 @@
           <w:szCs w:val="28"/>
           <w:lang w:val="en-US" w:eastAsia="zh-CN"/>
         </w:rPr>
-        <w:t>【抉择选项】保持沉默，不做反驳（拥有陈予宁约定，无陈予荣约定）</w:t>
+        <w:t>【抉择选项】保持沉默，不做反驳（</w:t>
+      </w:r>
+      <w:bookmarkStart w:id="0" w:name="_GoBack"/>
+      <w:bookmarkEnd w:id="0"/>
+      <w:r>
+        <w:rPr>
+          <w:rFonts w:hint="eastAsia"/>
+          <w:b/>
+          <w:bCs/>
+          <w:sz w:val="28"/>
+          <w:szCs w:val="28"/>
+          <w:lang w:val="en-US" w:eastAsia="zh-CN"/>
+        </w:rPr>
+        <w:t>拥有陈予宁约定，无陈予荣约定）</w:t>
       </w:r>
     </w:p>
     <w:p>
@@ -16904,7 +16917,27 @@
           <w:highlight w:val="none"/>
           <w:lang w:eastAsia="zh-CN"/>
         </w:rPr>
-        <w:t>||“别！不能开除他！”</w:t>
+        <w:t>||“</w:t>
+      </w:r>
+      <w:r>
+        <w:rPr>
+          <w:rFonts w:hint="eastAsia"/>
+          <w:sz w:val="28"/>
+          <w:szCs w:val="28"/>
+          <w:highlight w:val="none"/>
+          <w:lang w:val="en-US" w:eastAsia="zh-CN"/>
+        </w:rPr>
+        <w:t>不行</w:t>
+      </w:r>
+      <w:r>
+        <w:rPr>
+          <w:rFonts w:hint="eastAsia"/>
+          <w:sz w:val="28"/>
+          <w:szCs w:val="28"/>
+          <w:highlight w:val="none"/>
+          <w:lang w:eastAsia="zh-CN"/>
+        </w:rPr>
+        <w:t>！不能开除他！”</w:t>
       </w:r>
       <w:r>
         <w:rPr>
@@ -17300,7 +17333,27 @@
           <w:highlight w:val="none"/>
           <w:lang w:eastAsia="zh-CN"/>
         </w:rPr>
-        <w:t>他轻轻一用力，就挣脱了陈母的手，动作带着不容抗拒的冷漠</w:t>
+        <w:t>他轻轻一用力，就挣脱</w:t>
+      </w:r>
+      <w:r>
+        <w:rPr>
+          <w:rFonts w:hint="eastAsia"/>
+          <w:sz w:val="28"/>
+          <w:szCs w:val="28"/>
+          <w:highlight w:val="none"/>
+          <w:lang w:val="en-US" w:eastAsia="zh-CN"/>
+        </w:rPr>
+        <w:t>00</w:t>
+      </w:r>
+      <w:r>
+        <w:rPr>
+          <w:rFonts w:hint="eastAsia"/>
+          <w:sz w:val="28"/>
+          <w:szCs w:val="28"/>
+          <w:highlight w:val="none"/>
+          <w:lang w:eastAsia="zh-CN"/>
+        </w:rPr>
+        <w:t>了陈母的手，动作带着不容抗拒的冷漠</w:t>
       </w:r>
       <w:r>
         <w:rPr>
@@ -18513,16 +18566,33 @@
           <w:sz w:val="28"/>
           <w:szCs w:val="28"/>
         </w:rPr>
-        <w:t>陈予宁被带走了，他走的时候没有回头，背影佝偻得像个被抽走了脊梁的老人</w:t>
-      </w:r>
-      <w:r>
-        <w:rPr>
-          <w:rFonts w:hint="eastAsia"/>
-          <w:sz w:val="28"/>
-          <w:szCs w:val="28"/>
-          <w:lang w:val="en-US" w:eastAsia="zh-CN"/>
-        </w:rPr>
-        <w:t>||</w:t>
+        <w:t>陈予宁被带走了，</w:t>
+      </w:r>
+      <w:r>
+        <w:rPr>
+          <w:rFonts w:hint="eastAsia"/>
+          <w:sz w:val="28"/>
+          <w:szCs w:val="28"/>
+          <w:lang w:val="en-US" w:eastAsia="zh-CN"/>
+        </w:rPr>
+        <w:t>他</w:t>
+      </w:r>
+      <w:r>
+        <w:rPr>
+          <w:rFonts w:hint="eastAsia"/>
+          <w:sz w:val="28"/>
+          <w:szCs w:val="28"/>
+        </w:rPr>
+        <w:t>的</w:t>
+      </w:r>
+      <w:r>
+        <w:rPr>
+          <w:rFonts w:hint="eastAsia"/>
+          <w:sz w:val="28"/>
+          <w:szCs w:val="28"/>
+          <w:lang w:val="en-US" w:eastAsia="zh-CN"/>
+        </w:rPr>
+        <w:t>背影很颓丧||</w:t>
       </w:r>
     </w:p>
     <w:p>
@@ -19243,7 +19313,7 @@
           <w:szCs w:val="28"/>
           <w:lang w:val="en-US" w:eastAsia="zh-CN"/>
         </w:rPr>
-        <w:t>||日子过了大半年，你将一切都要逐渐淡忘的时候，意外突然发生||</w:t>
+        <w:t>||日子过了大半年，你逐渐将一切淡忘的时候，意外突然发生||</w:t>
       </w:r>
     </w:p>
     <w:p>
@@ -19287,7 +19357,53 @@
           <w:sz w:val="28"/>
           <w:szCs w:val="28"/>
         </w:rPr>
-        <w:t>天凌晨，你正睡得迷迷糊糊，突然听到隔壁传来一声沉闷的巨响</w:t>
+        <w:t>天凌晨</w:t>
+      </w:r>
+      <w:r>
+        <w:rPr>
+          <w:rFonts w:hint="eastAsia"/>
+          <w:sz w:val="28"/>
+          <w:szCs w:val="28"/>
+          <w:lang w:val="en-US" w:eastAsia="zh-CN"/>
+        </w:rPr>
+        <w:t>||</w:t>
+      </w:r>
+    </w:p>
+    <w:p>
+      <w:pPr>
+        <w:rPr>
+          <w:rFonts w:hint="eastAsia"/>
+          <w:sz w:val="28"/>
+          <w:szCs w:val="28"/>
+          <w:lang w:val="en-US" w:eastAsia="zh-CN"/>
+        </w:rPr>
+      </w:pPr>
+    </w:p>
+    <w:p>
+      <w:pPr>
+        <w:rPr>
+          <w:rFonts w:hint="eastAsia"/>
+          <w:sz w:val="28"/>
+          <w:szCs w:val="28"/>
+          <w:lang w:val="en-US" w:eastAsia="zh-CN"/>
+        </w:rPr>
+      </w:pPr>
+      <w:r>
+        <w:rPr>
+          <w:rFonts w:hint="eastAsia"/>
+          <w:sz w:val="28"/>
+          <w:szCs w:val="28"/>
+          <w:lang w:val="en-US" w:eastAsia="zh-CN"/>
+        </w:rPr>
+        <w:t>||</w:t>
+      </w:r>
+      <w:r>
+        <w:rPr>
+          <w:rFonts w:hint="eastAsia"/>
+          <w:sz w:val="28"/>
+          <w:szCs w:val="28"/>
+        </w:rPr>
+        <w:t>你正睡得迷迷糊糊，突然听到隔壁传来一声沉闷的巨响</w:t>
       </w:r>
       <w:r>
         <w:rPr>
@@ -19410,16 +19526,7 @@
           <w:sz w:val="28"/>
           <w:szCs w:val="28"/>
         </w:rPr>
-        <w:t>|</w:t>
-      </w:r>
-      <w:bookmarkStart w:id="0" w:name="_GoBack"/>
-      <w:r>
-        <w:rPr>
-          <w:rFonts w:hint="eastAsia"/>
-          <w:sz w:val="28"/>
-          <w:szCs w:val="28"/>
-        </w:rPr>
-        <w:t>|你猛地</w:t>
+        <w:t>||你猛地</w:t>
       </w:r>
       <w:r>
         <w:rPr>
@@ -19561,113 +19668,175 @@
           <w:rFonts w:hint="eastAsia"/>
           <w:sz w:val="28"/>
           <w:szCs w:val="28"/>
-        </w:rPr>
-      </w:pPr>
-    </w:p>
-    <w:p>
-      <w:pPr>
-        <w:rPr>
-          <w:rFonts w:hint="eastAsia"/>
-          <w:sz w:val="28"/>
-          <w:szCs w:val="28"/>
-          <w:lang w:val="en-US" w:eastAsia="zh-CN"/>
-        </w:rPr>
-      </w:pPr>
-      <w:r>
-        <w:rPr>
-          <w:rFonts w:hint="eastAsia"/>
-          <w:sz w:val="28"/>
-          <w:szCs w:val="28"/>
-        </w:rPr>
-        <w:t>||</w:t>
-      </w:r>
-      <w:r>
-        <w:rPr>
-          <w:rFonts w:hint="eastAsia"/>
-          <w:sz w:val="28"/>
-          <w:szCs w:val="28"/>
-          <w:lang w:val="en-US" w:eastAsia="zh-CN"/>
-        </w:rPr>
-        <w:t>陈予荣</w:t>
-      </w:r>
-      <w:r>
-        <w:rPr>
-          <w:rFonts w:hint="eastAsia"/>
-          <w:sz w:val="28"/>
-          <w:szCs w:val="28"/>
-        </w:rPr>
-        <w:t>安静地躺在冰冷的地面上，眼睛</w:t>
-      </w:r>
-      <w:r>
-        <w:rPr>
-          <w:rFonts w:hint="eastAsia"/>
-          <w:sz w:val="28"/>
-          <w:szCs w:val="28"/>
-          <w:lang w:val="en-US" w:eastAsia="zh-CN"/>
-        </w:rPr>
-        <w:t>和嘴巴都张着</w:t>
-      </w:r>
-      <w:r>
-        <w:rPr>
-          <w:rFonts w:hint="eastAsia"/>
-          <w:sz w:val="28"/>
-          <w:szCs w:val="28"/>
-        </w:rPr>
-        <w:t>，仿佛</w:t>
-      </w:r>
-      <w:r>
-        <w:rPr>
-          <w:rFonts w:hint="eastAsia"/>
-          <w:sz w:val="28"/>
-          <w:szCs w:val="28"/>
-          <w:lang w:val="en-US" w:eastAsia="zh-CN"/>
-        </w:rPr>
-        <w:t>生前遭遇了巨大的痛苦||</w:t>
-      </w:r>
-    </w:p>
-    <w:p>
-      <w:pPr>
-        <w:rPr>
-          <w:rFonts w:hint="eastAsia"/>
-          <w:sz w:val="28"/>
-          <w:szCs w:val="28"/>
-          <w:lang w:val="en-US" w:eastAsia="zh-CN"/>
-        </w:rPr>
-      </w:pPr>
-    </w:p>
-    <w:p>
-      <w:pPr>
-        <w:rPr>
-          <w:rFonts w:hint="eastAsia"/>
-          <w:sz w:val="28"/>
-          <w:szCs w:val="28"/>
-        </w:rPr>
-      </w:pPr>
-      <w:r>
-        <w:rPr>
-          <w:rFonts w:hint="eastAsia"/>
-          <w:sz w:val="28"/>
-          <w:szCs w:val="28"/>
-          <w:lang w:val="en-US" w:eastAsia="zh-CN"/>
-        </w:rPr>
-        <w:t>||</w:t>
-      </w:r>
-      <w:r>
-        <w:rPr>
-          <w:rFonts w:hint="eastAsia"/>
-          <w:sz w:val="28"/>
-          <w:szCs w:val="28"/>
-        </w:rPr>
-        <w:t>他的</w:t>
-      </w:r>
-      <w:r>
-        <w:rPr>
-          <w:rFonts w:hint="eastAsia"/>
-          <w:sz w:val="28"/>
-          <w:szCs w:val="28"/>
-          <w:lang w:val="en-US" w:eastAsia="zh-CN"/>
-        </w:rPr>
-        <w:t>身上没有任何伤口</w:t>
+          <w:lang w:val="en-US" w:eastAsia="zh-CN"/>
+        </w:rPr>
+      </w:pPr>
+    </w:p>
+    <w:p>
+      <w:pPr>
+        <w:rPr>
+          <w:rFonts w:hint="eastAsia"/>
+          <w:sz w:val="28"/>
+          <w:szCs w:val="28"/>
+          <w:lang w:val="en-US" w:eastAsia="zh-CN"/>
+        </w:rPr>
+      </w:pPr>
+      <w:r>
+        <w:rPr>
+          <w:rFonts w:hint="eastAsia"/>
+          <w:sz w:val="28"/>
+          <w:szCs w:val="28"/>
+        </w:rPr>
+        <w:t>||他的眼睛和嘴巴都微微张着，睫毛垂落下来，在眼睑下方投出一小片浅淡的阴影，仿佛只是在某个阳光正好的午后，不小心睡着了</w:t>
+      </w:r>
+      <w:r>
+        <w:rPr>
+          <w:rFonts w:hint="eastAsia"/>
+          <w:sz w:val="28"/>
+          <w:szCs w:val="28"/>
+          <w:lang w:val="en-US" w:eastAsia="zh-CN"/>
+        </w:rPr>
+        <w:t>||</w:t>
+      </w:r>
+    </w:p>
+    <w:p>
+      <w:pPr>
+        <w:rPr>
+          <w:rFonts w:hint="eastAsia"/>
+          <w:sz w:val="28"/>
+          <w:szCs w:val="28"/>
+          <w:lang w:val="en-US" w:eastAsia="zh-CN"/>
+        </w:rPr>
+      </w:pPr>
+    </w:p>
+    <w:p>
+      <w:pPr>
+        <w:rPr>
+          <w:rFonts w:hint="eastAsia"/>
+          <w:sz w:val="28"/>
+          <w:szCs w:val="28"/>
+        </w:rPr>
+      </w:pPr>
+      <w:r>
+        <w:rPr>
+          <w:rFonts w:hint="eastAsia"/>
+          <w:sz w:val="28"/>
+          <w:szCs w:val="28"/>
+          <w:lang w:val="en-US" w:eastAsia="zh-CN"/>
+        </w:rPr>
+        <w:t>||</w:t>
+      </w:r>
+      <w:r>
+        <w:rPr>
+          <w:rFonts w:hint="eastAsia"/>
+          <w:sz w:val="28"/>
+          <w:szCs w:val="28"/>
+        </w:rPr>
+        <w:t>只有脖子以一种诡异</w:t>
+      </w:r>
+      <w:r>
+        <w:rPr>
+          <w:rFonts w:hint="eastAsia"/>
+          <w:sz w:val="28"/>
+          <w:szCs w:val="28"/>
+          <w:lang w:val="en-US" w:eastAsia="zh-CN"/>
+        </w:rPr>
+        <w:t>的、</w:t>
+      </w:r>
+      <w:r>
+        <w:rPr>
+          <w:rFonts w:hint="eastAsia"/>
+          <w:sz w:val="28"/>
+          <w:szCs w:val="28"/>
+        </w:rPr>
+        <w:t>违背生理结构的角度，不自然地歪向左侧||</w:t>
+      </w:r>
+    </w:p>
+    <w:p>
+      <w:pPr>
+        <w:rPr>
+          <w:rFonts w:hint="eastAsia"/>
+          <w:sz w:val="28"/>
+          <w:szCs w:val="28"/>
+        </w:rPr>
+      </w:pPr>
+    </w:p>
+    <w:p>
+      <w:pPr>
+        <w:rPr>
+          <w:rFonts w:hint="eastAsia"/>
+          <w:sz w:val="28"/>
+          <w:szCs w:val="28"/>
+          <w:lang w:val="en-US" w:eastAsia="zh-CN"/>
+        </w:rPr>
+      </w:pPr>
+      <w:r>
+        <w:rPr>
+          <w:rFonts w:hint="eastAsia"/>
+          <w:sz w:val="28"/>
+          <w:szCs w:val="28"/>
+        </w:rPr>
+        <w:t>||</w:t>
+      </w:r>
+      <w:r>
+        <w:rPr>
+          <w:rFonts w:hint="eastAsia"/>
+          <w:sz w:val="28"/>
+          <w:szCs w:val="28"/>
+          <w:lang w:val="en-US" w:eastAsia="zh-CN"/>
+        </w:rPr>
+        <w:t>他</w:t>
+      </w:r>
+      <w:r>
+        <w:rPr>
+          <w:rFonts w:hint="eastAsia"/>
+          <w:sz w:val="28"/>
+          <w:szCs w:val="28"/>
+        </w:rPr>
+        <w:t>颈侧的皮肤像</w:t>
+      </w:r>
+      <w:r>
+        <w:rPr>
+          <w:rFonts w:hint="eastAsia"/>
+          <w:sz w:val="28"/>
+          <w:szCs w:val="28"/>
+          <w:lang w:val="en-US" w:eastAsia="zh-CN"/>
+        </w:rPr>
+        <w:t>烧好</w:t>
+      </w:r>
+      <w:r>
+        <w:rPr>
+          <w:rFonts w:hint="eastAsia"/>
+          <w:sz w:val="28"/>
+          <w:szCs w:val="28"/>
+        </w:rPr>
+        <w:t>的</w:t>
+      </w:r>
+      <w:r>
+        <w:rPr>
+          <w:rFonts w:hint="eastAsia"/>
+          <w:sz w:val="28"/>
+          <w:szCs w:val="28"/>
+          <w:lang w:val="en-US" w:eastAsia="zh-CN"/>
+        </w:rPr>
+        <w:t>青</w:t>
+      </w:r>
+      <w:r>
+        <w:rPr>
+          <w:rFonts w:hint="eastAsia"/>
+          <w:sz w:val="28"/>
+          <w:szCs w:val="28"/>
+        </w:rPr>
+        <w:t>瓷</w:t>
+      </w:r>
+      <w:r>
+        <w:rPr>
+          <w:rFonts w:hint="eastAsia"/>
+          <w:sz w:val="28"/>
+          <w:szCs w:val="28"/>
+          <w:lang w:val="en-US" w:eastAsia="zh-CN"/>
+        </w:rPr>
+        <w:t>冷却出的冰裂纹</w:t>
       </w:r>
       <w:r>
         <w:rPr>
@@ -19684,58 +19853,436 @@
           <w:szCs w:val="28"/>
           <w:lang w:val="en-US" w:eastAsia="zh-CN"/>
         </w:rPr>
-        <w:t>嘴中却含着一</w:t>
-      </w:r>
-      <w:r>
-        <w:rPr>
-          <w:rFonts w:hint="eastAsia"/>
-          <w:sz w:val="28"/>
-          <w:szCs w:val="28"/>
-        </w:rPr>
-        <w:t>丛洁白的蒲公英||</w:t>
-      </w:r>
-    </w:p>
-    <w:p>
-      <w:pPr>
-        <w:rPr>
-          <w:rFonts w:hint="eastAsia"/>
-          <w:sz w:val="28"/>
-          <w:szCs w:val="28"/>
-        </w:rPr>
-      </w:pPr>
-    </w:p>
-    <w:p>
-      <w:pPr>
-        <w:rPr>
-          <w:rFonts w:hint="eastAsia"/>
-          <w:sz w:val="28"/>
-          <w:szCs w:val="28"/>
-        </w:rPr>
-      </w:pPr>
-      <w:r>
-        <w:rPr>
-          <w:rFonts w:hint="eastAsia"/>
-          <w:sz w:val="28"/>
-          <w:szCs w:val="28"/>
-        </w:rPr>
-        <w:t>||</w:t>
-      </w:r>
-      <w:r>
-        <w:rPr>
-          <w:rFonts w:hint="eastAsia"/>
-          <w:sz w:val="28"/>
-          <w:szCs w:val="28"/>
-          <w:lang w:val="en-US" w:eastAsia="zh-CN"/>
-        </w:rPr>
-        <w:t>你只是靠近了一点</w:t>
-      </w:r>
-      <w:r>
-        <w:rPr>
-          <w:rFonts w:hint="eastAsia"/>
-          <w:sz w:val="28"/>
-          <w:szCs w:val="28"/>
-        </w:rPr>
-        <w:t>，蒲公英的种子纷纷扬扬地飘了起来，像无数个细小的白色幽灵，在空中旋转、飞舞，然后一点点消散</w:t>
+        <w:t>几道缝隙盘踞其上||</w:t>
+      </w:r>
+    </w:p>
+    <w:p>
+      <w:pPr>
+        <w:rPr>
+          <w:rFonts w:hint="eastAsia"/>
+          <w:sz w:val="28"/>
+          <w:szCs w:val="28"/>
+          <w:lang w:val="en-US" w:eastAsia="zh-CN"/>
+        </w:rPr>
+      </w:pPr>
+    </w:p>
+    <w:p>
+      <w:pPr>
+        <w:rPr>
+          <w:rFonts w:hint="eastAsia"/>
+          <w:sz w:val="28"/>
+          <w:szCs w:val="28"/>
+          <w:lang w:val="en-US" w:eastAsia="zh-CN"/>
+        </w:rPr>
+      </w:pPr>
+      <w:r>
+        <w:rPr>
+          <w:rFonts w:hint="eastAsia"/>
+          <w:sz w:val="28"/>
+          <w:szCs w:val="28"/>
+        </w:rPr>
+        <w:t>||</w:t>
+      </w:r>
+      <w:r>
+        <w:rPr>
+          <w:rFonts w:hint="eastAsia"/>
+          <w:sz w:val="28"/>
+          <w:szCs w:val="28"/>
+          <w:lang w:val="en-US" w:eastAsia="zh-CN"/>
+        </w:rPr>
+        <w:t>更令人无法忽视的是</w:t>
+      </w:r>
+      <w:r>
+        <w:rPr>
+          <w:rFonts w:hint="eastAsia"/>
+          <w:sz w:val="28"/>
+          <w:szCs w:val="28"/>
+        </w:rPr>
+        <w:t>他的头</w:t>
+      </w:r>
+      <w:r>
+        <w:rPr>
+          <w:rFonts w:hint="eastAsia"/>
+          <w:sz w:val="28"/>
+          <w:szCs w:val="28"/>
+          <w:lang w:val="en-US" w:eastAsia="zh-CN"/>
+        </w:rPr>
+        <w:t>下枕着</w:t>
+      </w:r>
+      <w:r>
+        <w:rPr>
+          <w:rFonts w:hint="eastAsia"/>
+          <w:sz w:val="28"/>
+          <w:szCs w:val="28"/>
+        </w:rPr>
+        <w:t>的</w:t>
+      </w:r>
+      <w:r>
+        <w:rPr>
+          <w:rFonts w:hint="eastAsia"/>
+          <w:sz w:val="28"/>
+          <w:szCs w:val="28"/>
+          <w:lang w:val="en-US" w:eastAsia="zh-CN"/>
+        </w:rPr>
+        <w:t>巨大</w:t>
+      </w:r>
+      <w:r>
+        <w:rPr>
+          <w:rFonts w:hint="eastAsia"/>
+          <w:sz w:val="28"/>
+          <w:szCs w:val="28"/>
+        </w:rPr>
+        <w:t>蒲公英，绒絮蓬松得能陷进去半张脸，每一根纤细的绒毛都泛着珍珠般温润的</w:t>
+      </w:r>
+      <w:r>
+        <w:rPr>
+          <w:rFonts w:hint="eastAsia"/>
+          <w:sz w:val="28"/>
+          <w:szCs w:val="28"/>
+          <w:lang w:val="en-US" w:eastAsia="zh-CN"/>
+        </w:rPr>
+        <w:t>光泽||</w:t>
+      </w:r>
+    </w:p>
+    <w:p>
+      <w:pPr>
+        <w:rPr>
+          <w:rFonts w:hint="eastAsia"/>
+          <w:sz w:val="28"/>
+          <w:szCs w:val="28"/>
+          <w:lang w:val="en-US" w:eastAsia="zh-CN"/>
+        </w:rPr>
+      </w:pPr>
+    </w:p>
+    <w:p>
+      <w:pPr>
+        <w:rPr>
+          <w:rFonts w:hint="eastAsia"/>
+          <w:sz w:val="28"/>
+          <w:szCs w:val="28"/>
+          <w:lang w:val="en-US" w:eastAsia="zh-CN"/>
+        </w:rPr>
+      </w:pPr>
+      <w:r>
+        <w:rPr>
+          <w:rFonts w:hint="eastAsia"/>
+          <w:sz w:val="28"/>
+          <w:szCs w:val="28"/>
+          <w:lang w:val="en-US" w:eastAsia="zh-CN"/>
+        </w:rPr>
+        <w:t>||</w:t>
+      </w:r>
+      <w:r>
+        <w:rPr>
+          <w:rFonts w:hint="eastAsia"/>
+          <w:sz w:val="28"/>
+          <w:szCs w:val="28"/>
+        </w:rPr>
+        <w:t>它的花茎从他</w:t>
+      </w:r>
+      <w:r>
+        <w:rPr>
+          <w:rFonts w:hint="eastAsia"/>
+          <w:sz w:val="28"/>
+          <w:szCs w:val="28"/>
+          <w:lang w:val="en-US" w:eastAsia="zh-CN"/>
+        </w:rPr>
+        <w:t>背后</w:t>
+      </w:r>
+      <w:r>
+        <w:rPr>
+          <w:rFonts w:hint="eastAsia"/>
+          <w:sz w:val="28"/>
+          <w:szCs w:val="28"/>
+        </w:rPr>
+        <w:t>蜿蜒而出，</w:t>
+      </w:r>
+      <w:r>
+        <w:rPr>
+          <w:rFonts w:hint="eastAsia"/>
+          <w:sz w:val="28"/>
+          <w:szCs w:val="28"/>
+          <w:lang w:val="en-US" w:eastAsia="zh-CN"/>
+        </w:rPr>
+        <w:t>看不出是从哪里发源的，但足足有小臂一样粗壮</w:t>
+      </w:r>
+      <w:r>
+        <w:rPr>
+          <w:rFonts w:hint="eastAsia"/>
+          <w:sz w:val="28"/>
+          <w:szCs w:val="28"/>
+        </w:rPr>
+        <w:t>||</w:t>
+      </w:r>
+    </w:p>
+    <w:p>
+      <w:pPr>
+        <w:rPr>
+          <w:rFonts w:hint="eastAsia"/>
+          <w:sz w:val="28"/>
+          <w:szCs w:val="28"/>
+          <w:lang w:val="en-US" w:eastAsia="zh-CN"/>
+        </w:rPr>
+      </w:pPr>
+    </w:p>
+    <w:p>
+      <w:pPr>
+        <w:rPr>
+          <w:rFonts w:hint="eastAsia"/>
+          <w:sz w:val="28"/>
+          <w:szCs w:val="28"/>
+          <w:lang w:val="en-US" w:eastAsia="zh-CN"/>
+        </w:rPr>
+      </w:pPr>
+      <w:r>
+        <w:rPr>
+          <w:rFonts w:hint="eastAsia"/>
+          <w:sz w:val="28"/>
+          <w:szCs w:val="28"/>
+          <w:lang w:val="en-US" w:eastAsia="zh-CN"/>
+        </w:rPr>
+        <w:t>||三五棵</w:t>
+      </w:r>
+      <w:r>
+        <w:rPr>
+          <w:rFonts w:hint="eastAsia"/>
+          <w:sz w:val="28"/>
+          <w:szCs w:val="28"/>
+        </w:rPr>
+        <w:t>洁白的蒲公英从</w:t>
+      </w:r>
+      <w:r>
+        <w:rPr>
+          <w:rFonts w:hint="eastAsia"/>
+          <w:sz w:val="28"/>
+          <w:szCs w:val="28"/>
+          <w:lang w:val="en-US" w:eastAsia="zh-CN"/>
+        </w:rPr>
+        <w:t>颈侧的</w:t>
+      </w:r>
+      <w:r>
+        <w:rPr>
+          <w:rFonts w:hint="eastAsia"/>
+          <w:sz w:val="28"/>
+          <w:szCs w:val="28"/>
+        </w:rPr>
+        <w:t>缝隙钻了出来，纤细的、泛着淡绿色的</w:t>
+      </w:r>
+      <w:r>
+        <w:rPr>
+          <w:rFonts w:hint="eastAsia"/>
+          <w:sz w:val="28"/>
+          <w:szCs w:val="28"/>
+          <w:lang w:val="en-US" w:eastAsia="zh-CN"/>
+        </w:rPr>
+        <w:t>茎叶</w:t>
+      </w:r>
+      <w:r>
+        <w:rPr>
+          <w:rFonts w:hint="eastAsia"/>
+          <w:sz w:val="28"/>
+          <w:szCs w:val="28"/>
+        </w:rPr>
+        <w:t>缠绕在他凸起的颈椎骨上，顺着皮肤的纹理蔓延开来</w:t>
+      </w:r>
+      <w:r>
+        <w:rPr>
+          <w:rFonts w:hint="eastAsia"/>
+          <w:sz w:val="28"/>
+          <w:szCs w:val="28"/>
+          <w:lang w:val="en-US" w:eastAsia="zh-CN"/>
+        </w:rPr>
+        <w:t>||</w:t>
+      </w:r>
+    </w:p>
+    <w:p>
+      <w:pPr>
+        <w:rPr>
+          <w:rFonts w:hint="eastAsia"/>
+          <w:sz w:val="28"/>
+          <w:szCs w:val="28"/>
+          <w:lang w:val="en-US" w:eastAsia="zh-CN"/>
+        </w:rPr>
+      </w:pPr>
+    </w:p>
+    <w:p>
+      <w:pPr>
+        <w:rPr>
+          <w:rFonts w:hint="eastAsia"/>
+          <w:sz w:val="28"/>
+          <w:szCs w:val="28"/>
+        </w:rPr>
+      </w:pPr>
+      <w:r>
+        <w:rPr>
+          <w:rFonts w:hint="eastAsia"/>
+          <w:sz w:val="28"/>
+          <w:szCs w:val="28"/>
+          <w:lang w:val="en-US" w:eastAsia="zh-CN"/>
+        </w:rPr>
+        <w:t>||</w:t>
+      </w:r>
+      <w:r>
+        <w:rPr>
+          <w:rFonts w:hint="eastAsia"/>
+          <w:sz w:val="28"/>
+          <w:szCs w:val="28"/>
+        </w:rPr>
+        <w:t>有的爬上他的锁骨，在凹陷处开出小小的绒球；有的绕着他的手腕，在指尖打了个结；还有的顺着他的衣领往下钻，消失在布料底下||</w:t>
+      </w:r>
+    </w:p>
+    <w:p>
+      <w:pPr>
+        <w:rPr>
+          <w:rFonts w:hint="eastAsia"/>
+          <w:sz w:val="28"/>
+          <w:szCs w:val="28"/>
+        </w:rPr>
+      </w:pPr>
+    </w:p>
+    <w:p>
+      <w:pPr>
+        <w:rPr>
+          <w:rFonts w:hint="eastAsia"/>
+          <w:sz w:val="28"/>
+          <w:szCs w:val="28"/>
+        </w:rPr>
+      </w:pPr>
+      <w:r>
+        <w:rPr>
+          <w:rFonts w:hint="eastAsia"/>
+          <w:sz w:val="28"/>
+          <w:szCs w:val="28"/>
+        </w:rPr>
+        <w:t>||他仿佛正枕着</w:t>
+      </w:r>
+      <w:r>
+        <w:rPr>
+          <w:rFonts w:hint="eastAsia"/>
+          <w:sz w:val="28"/>
+          <w:szCs w:val="28"/>
+          <w:lang w:val="en-US" w:eastAsia="zh-CN"/>
+        </w:rPr>
+        <w:t>一</w:t>
+      </w:r>
+      <w:r>
+        <w:rPr>
+          <w:rFonts w:hint="eastAsia"/>
+          <w:sz w:val="28"/>
+          <w:szCs w:val="28"/>
+        </w:rPr>
+        <w:t>团柔软的月光，做一个永远不会醒来的梦||</w:t>
+      </w:r>
+    </w:p>
+    <w:p>
+      <w:pPr>
+        <w:rPr>
+          <w:rFonts w:hint="eastAsia"/>
+          <w:sz w:val="28"/>
+          <w:szCs w:val="28"/>
+        </w:rPr>
+      </w:pPr>
+    </w:p>
+    <w:p>
+      <w:pPr>
+        <w:rPr>
+          <w:rFonts w:hint="eastAsia"/>
+          <w:sz w:val="28"/>
+          <w:szCs w:val="28"/>
+          <w:lang w:val="en-US" w:eastAsia="zh-CN"/>
+        </w:rPr>
+      </w:pPr>
+      <w:r>
+        <w:rPr>
+          <w:rFonts w:hint="eastAsia"/>
+          <w:sz w:val="28"/>
+          <w:szCs w:val="28"/>
+        </w:rPr>
+        <w:t>||你下意识地往前挪了半步，想看得更清楚一点</w:t>
+      </w:r>
+      <w:r>
+        <w:rPr>
+          <w:rFonts w:hint="eastAsia"/>
+          <w:sz w:val="28"/>
+          <w:szCs w:val="28"/>
+          <w:lang w:val="en-US" w:eastAsia="zh-CN"/>
+        </w:rPr>
+        <w:t>||</w:t>
+      </w:r>
+    </w:p>
+    <w:p>
+      <w:pPr>
+        <w:rPr>
+          <w:rFonts w:hint="eastAsia"/>
+          <w:sz w:val="28"/>
+          <w:szCs w:val="28"/>
+          <w:lang w:val="en-US" w:eastAsia="zh-CN"/>
+        </w:rPr>
+      </w:pPr>
+    </w:p>
+    <w:p>
+      <w:pPr>
+        <w:rPr>
+          <w:rFonts w:hint="eastAsia"/>
+          <w:sz w:val="28"/>
+          <w:szCs w:val="28"/>
+          <w:lang w:val="en-US" w:eastAsia="zh-CN"/>
+        </w:rPr>
+      </w:pPr>
+      <w:r>
+        <w:rPr>
+          <w:rFonts w:hint="eastAsia"/>
+          <w:sz w:val="28"/>
+          <w:szCs w:val="28"/>
+          <w:lang w:val="en-US" w:eastAsia="zh-CN"/>
+        </w:rPr>
+        <w:t>||</w:t>
+      </w:r>
+      <w:r>
+        <w:rPr>
+          <w:rFonts w:hint="eastAsia"/>
+          <w:sz w:val="28"/>
+          <w:szCs w:val="28"/>
+        </w:rPr>
+        <w:t>就在这时，那朵巨大的蒲公英率先炸开了</w:t>
+      </w:r>
+      <w:r>
+        <w:rPr>
+          <w:rFonts w:hint="eastAsia"/>
+          <w:sz w:val="28"/>
+          <w:szCs w:val="28"/>
+          <w:lang w:val="en-US" w:eastAsia="zh-CN"/>
+        </w:rPr>
+        <w:t>||</w:t>
+      </w:r>
+    </w:p>
+    <w:p>
+      <w:pPr>
+        <w:rPr>
+          <w:rFonts w:hint="eastAsia"/>
+          <w:sz w:val="28"/>
+          <w:szCs w:val="28"/>
+          <w:lang w:val="en-US" w:eastAsia="zh-CN"/>
+        </w:rPr>
+      </w:pPr>
+    </w:p>
+    <w:p>
+      <w:pPr>
+        <w:rPr>
+          <w:rFonts w:hint="eastAsia"/>
+          <w:sz w:val="28"/>
+          <w:szCs w:val="28"/>
+          <w:lang w:val="en-US" w:eastAsia="zh-CN"/>
+        </w:rPr>
+      </w:pPr>
+      <w:r>
+        <w:rPr>
+          <w:rFonts w:hint="eastAsia"/>
+          <w:sz w:val="28"/>
+          <w:szCs w:val="28"/>
+          <w:lang w:val="en-US" w:eastAsia="zh-CN"/>
+        </w:rPr>
+        <w:t>||</w:t>
       </w:r>
       <w:r>
         <w:rPr>
@@ -19744,6 +20291,157 @@
           <w:szCs w:val="28"/>
           <w:lang w:eastAsia="zh-CN"/>
         </w:rPr>
+        <w:t>无数细小的白色种子乘着无形的风飘了起来，像一场盛大又温柔的雪，又像千万只振翅欲飞的白色蝴蝶</w:t>
+      </w:r>
+      <w:r>
+        <w:rPr>
+          <w:rFonts w:hint="eastAsia"/>
+          <w:sz w:val="28"/>
+          <w:szCs w:val="28"/>
+          <w:lang w:val="en-US" w:eastAsia="zh-CN"/>
+        </w:rPr>
+        <w:t>||</w:t>
+      </w:r>
+    </w:p>
+    <w:p>
+      <w:pPr>
+        <w:rPr>
+          <w:rFonts w:hint="eastAsia"/>
+          <w:sz w:val="28"/>
+          <w:szCs w:val="28"/>
+          <w:lang w:val="en-US" w:eastAsia="zh-CN"/>
+        </w:rPr>
+      </w:pPr>
+    </w:p>
+    <w:p>
+      <w:pPr>
+        <w:rPr>
+          <w:rFonts w:hint="eastAsia"/>
+          <w:sz w:val="28"/>
+          <w:szCs w:val="28"/>
+          <w:lang w:val="en-US" w:eastAsia="zh-CN"/>
+        </w:rPr>
+      </w:pPr>
+      <w:r>
+        <w:rPr>
+          <w:rFonts w:hint="eastAsia"/>
+          <w:sz w:val="28"/>
+          <w:szCs w:val="28"/>
+          <w:lang w:val="en-US" w:eastAsia="zh-CN"/>
+        </w:rPr>
+        <w:t>||</w:t>
+      </w:r>
+      <w:r>
+        <w:rPr>
+          <w:rFonts w:hint="eastAsia"/>
+          <w:sz w:val="28"/>
+          <w:szCs w:val="28"/>
+        </w:rPr>
+        <w:t>紧接着，他身上所有的小蒲公英也同时绽放开来，汇成一场铺天盖地的白色雪幕</w:t>
+      </w:r>
+      <w:r>
+        <w:rPr>
+          <w:rFonts w:hint="eastAsia"/>
+          <w:sz w:val="28"/>
+          <w:szCs w:val="28"/>
+          <w:lang w:val="en-US" w:eastAsia="zh-CN"/>
+        </w:rPr>
+        <w:t>||</w:t>
+      </w:r>
+    </w:p>
+    <w:p>
+      <w:pPr>
+        <w:rPr>
+          <w:rFonts w:hint="eastAsia"/>
+          <w:sz w:val="28"/>
+          <w:szCs w:val="28"/>
+          <w:lang w:val="en-US" w:eastAsia="zh-CN"/>
+        </w:rPr>
+      </w:pPr>
+    </w:p>
+    <w:p>
+      <w:pPr>
+        <w:rPr>
+          <w:rFonts w:hint="eastAsia"/>
+          <w:sz w:val="28"/>
+          <w:szCs w:val="28"/>
+        </w:rPr>
+      </w:pPr>
+      <w:r>
+        <w:rPr>
+          <w:rFonts w:hint="eastAsia"/>
+          <w:sz w:val="28"/>
+          <w:szCs w:val="28"/>
+          <w:lang w:val="en-US" w:eastAsia="zh-CN"/>
+        </w:rPr>
+        <w:t>||</w:t>
+      </w:r>
+      <w:r>
+        <w:rPr>
+          <w:rFonts w:hint="eastAsia"/>
+          <w:sz w:val="28"/>
+          <w:szCs w:val="28"/>
+        </w:rPr>
+        <w:t>它们在</w:t>
+      </w:r>
+      <w:r>
+        <w:rPr>
+          <w:rFonts w:hint="eastAsia"/>
+          <w:sz w:val="28"/>
+          <w:szCs w:val="28"/>
+          <w:lang w:val="en-US" w:eastAsia="zh-CN"/>
+        </w:rPr>
+        <w:t>湛</w:t>
+      </w:r>
+      <w:r>
+        <w:rPr>
+          <w:rFonts w:hint="eastAsia"/>
+          <w:sz w:val="28"/>
+          <w:szCs w:val="28"/>
+        </w:rPr>
+        <w:t>蓝的天光里旋转、飞舞、上升，然后一点点变得透明，最终消散在虚空里，一点痕迹都没有留下||</w:t>
+      </w:r>
+    </w:p>
+    <w:p>
+      <w:pPr>
+        <w:rPr>
+          <w:rFonts w:hint="eastAsia"/>
+          <w:sz w:val="28"/>
+          <w:szCs w:val="28"/>
+        </w:rPr>
+      </w:pPr>
+    </w:p>
+    <w:p>
+      <w:pPr>
+        <w:rPr>
+          <w:rFonts w:hint="eastAsia"/>
+          <w:sz w:val="28"/>
+          <w:szCs w:val="28"/>
+        </w:rPr>
+      </w:pPr>
+      <w:r>
+        <w:rPr>
+          <w:rFonts w:hint="eastAsia"/>
+          <w:sz w:val="28"/>
+          <w:szCs w:val="28"/>
+        </w:rPr>
+        <w:t>||只留下颈侧那道瓷器般的裂缝，和几截光秃秃的</w:t>
+      </w:r>
+      <w:r>
+        <w:rPr>
+          <w:rFonts w:hint="eastAsia"/>
+          <w:sz w:val="28"/>
+          <w:szCs w:val="28"/>
+          <w:lang w:val="en-US" w:eastAsia="zh-CN"/>
+        </w:rPr>
+        <w:t>茎秆</w:t>
+      </w:r>
+      <w:r>
+        <w:rPr>
+          <w:rFonts w:hint="eastAsia"/>
+          <w:sz w:val="28"/>
+          <w:szCs w:val="28"/>
+        </w:rPr>
         <w:t>，</w:t>
       </w:r>
       <w:r>
@@ -19753,91 +20451,481 @@
           <w:szCs w:val="28"/>
           <w:lang w:val="en-US" w:eastAsia="zh-CN"/>
         </w:rPr>
-        <w:t>毫无踪迹</w:t>
-      </w:r>
-      <w:r>
-        <w:rPr>
-          <w:rFonts w:hint="eastAsia"/>
-          <w:sz w:val="28"/>
-          <w:szCs w:val="28"/>
-        </w:rPr>
-        <w:t>||</w:t>
-      </w:r>
-    </w:p>
-    <w:p>
-      <w:pPr>
-        <w:rPr>
-          <w:rFonts w:hint="eastAsia"/>
-          <w:sz w:val="28"/>
-          <w:szCs w:val="28"/>
-        </w:rPr>
-      </w:pPr>
-    </w:p>
-    <w:p>
-      <w:pPr>
-        <w:rPr>
-          <w:rFonts w:hint="eastAsia"/>
-          <w:sz w:val="28"/>
-          <w:szCs w:val="28"/>
-        </w:rPr>
-      </w:pPr>
-      <w:r>
-        <w:rPr>
-          <w:rFonts w:hint="eastAsia"/>
-          <w:sz w:val="28"/>
-          <w:szCs w:val="28"/>
-        </w:rPr>
-        <w:t>|| 你站在原地，浑身僵硬得像块石头，连呼吸都忘了。空气中弥漫着淡淡的血腥味和蒲公英清苦的香气，两种味道交织在一起，诡异得让人作呕。你不用看，不用想，骨子里的直觉在疯狂尖叫 —— 你知道是谁干的。那个被毁掉了半生仕途、被夺走了所有骄傲的人，他回来了。||</w:t>
-      </w:r>
-    </w:p>
-    <w:p>
-      <w:pPr>
-        <w:rPr>
-          <w:rFonts w:hint="eastAsia"/>
-          <w:sz w:val="28"/>
-          <w:szCs w:val="28"/>
-        </w:rPr>
-      </w:pPr>
-      <w:r>
-        <w:rPr>
-          <w:rFonts w:hint="eastAsia"/>
-          <w:sz w:val="28"/>
-          <w:szCs w:val="28"/>
-        </w:rPr>
-        <w:t>|| 你猛地后退一步，转身想跑，却发现四周都是望不到边的虚空，根本没有出口。冰冷的恐惧像藤蔓一样缠上你的脖子，越收越紧。你看着远处那丛在虚空中摇曳的蒲公英，终于明白陈予荣那句 “谁也别想全身而退” 是什么意思。||</w:t>
-      </w:r>
-    </w:p>
-    <w:p>
-      <w:pPr>
-        <w:rPr>
-          <w:rFonts w:hint="eastAsia"/>
-          <w:sz w:val="28"/>
-          <w:szCs w:val="28"/>
-          <w:lang w:val="en-US" w:eastAsia="zh-CN"/>
-        </w:rPr>
-      </w:pPr>
-      <w:r>
-        <w:rPr>
-          <w:rFonts w:hint="eastAsia"/>
-          <w:sz w:val="28"/>
-          <w:szCs w:val="28"/>
-        </w:rPr>
-        <w:t>|| 他死了。陈予宁疯了。而下一个，</w:t>
-      </w:r>
-      <w:r>
-        <w:rPr>
-          <w:rFonts w:hint="eastAsia"/>
-          <w:sz w:val="28"/>
-          <w:szCs w:val="28"/>
-          <w:lang w:val="en-US" w:eastAsia="zh-CN"/>
-        </w:rPr>
-        <w:t>会不会是</w:t>
-      </w:r>
-      <w:r>
-        <w:rPr>
-          <w:rFonts w:hint="eastAsia"/>
-          <w:sz w:val="28"/>
-          <w:szCs w:val="28"/>
+        <w:t>执着</w:t>
+      </w:r>
+      <w:r>
+        <w:rPr>
+          <w:rFonts w:hint="eastAsia"/>
+          <w:sz w:val="28"/>
+          <w:szCs w:val="28"/>
+        </w:rPr>
+        <w:t>地</w:t>
+      </w:r>
+      <w:r>
+        <w:rPr>
+          <w:rFonts w:hint="eastAsia"/>
+          <w:sz w:val="28"/>
+          <w:szCs w:val="28"/>
+          <w:lang w:val="en-US" w:eastAsia="zh-CN"/>
+        </w:rPr>
+        <w:t>纠缠</w:t>
+      </w:r>
+      <w:r>
+        <w:rPr>
+          <w:rFonts w:hint="eastAsia"/>
+          <w:sz w:val="28"/>
+          <w:szCs w:val="28"/>
+        </w:rPr>
+        <w:t>在他的皮肤上||</w:t>
+      </w:r>
+    </w:p>
+    <w:p>
+      <w:pPr>
+        <w:rPr>
+          <w:rFonts w:hint="eastAsia"/>
+          <w:sz w:val="28"/>
+          <w:szCs w:val="28"/>
+        </w:rPr>
+      </w:pPr>
+    </w:p>
+    <w:p>
+      <w:pPr>
+        <w:rPr>
+          <w:rFonts w:hint="eastAsia"/>
+          <w:sz w:val="28"/>
+          <w:szCs w:val="28"/>
+          <w:lang w:val="en-US" w:eastAsia="zh-CN"/>
+        </w:rPr>
+      </w:pPr>
+      <w:r>
+        <w:rPr>
+          <w:rFonts w:hint="default"/>
+          <w:sz w:val="28"/>
+          <w:szCs w:val="28"/>
+          <w:lang w:val="en-US" w:eastAsia="zh-CN"/>
+        </w:rPr>
+        <w:t>||你站在原地，第一个涌上心头的情绪竟然是庆幸</w:t>
+      </w:r>
+      <w:r>
+        <w:rPr>
+          <w:rFonts w:hint="eastAsia"/>
+          <w:sz w:val="28"/>
+          <w:szCs w:val="28"/>
+          <w:lang w:val="en-US" w:eastAsia="zh-CN"/>
+        </w:rPr>
+        <w:t>||</w:t>
+      </w:r>
+    </w:p>
+    <w:p>
+      <w:pPr>
+        <w:rPr>
+          <w:rFonts w:hint="eastAsia"/>
+          <w:sz w:val="28"/>
+          <w:szCs w:val="28"/>
+          <w:lang w:val="en-US" w:eastAsia="zh-CN"/>
+        </w:rPr>
+      </w:pPr>
+    </w:p>
+    <w:p>
+      <w:pPr>
+        <w:rPr>
+          <w:rFonts w:hint="default"/>
+          <w:sz w:val="28"/>
+          <w:szCs w:val="28"/>
+          <w:lang w:val="en-US" w:eastAsia="zh-CN"/>
+        </w:rPr>
+      </w:pPr>
+      <w:r>
+        <w:rPr>
+          <w:rFonts w:hint="eastAsia"/>
+          <w:sz w:val="28"/>
+          <w:szCs w:val="28"/>
+          <w:lang w:val="en-US" w:eastAsia="zh-CN"/>
+        </w:rPr>
+        <w:t>||</w:t>
+      </w:r>
+      <w:r>
+        <w:rPr>
+          <w:rFonts w:hint="default"/>
+          <w:sz w:val="28"/>
+          <w:szCs w:val="28"/>
+          <w:lang w:val="en-US" w:eastAsia="zh-CN"/>
+        </w:rPr>
+        <w:t>彻头彻尾的、如释重负的庆幸||</w:t>
+      </w:r>
+    </w:p>
+    <w:p>
+      <w:pPr>
+        <w:rPr>
+          <w:rFonts w:hint="default"/>
+          <w:sz w:val="28"/>
+          <w:szCs w:val="28"/>
+          <w:lang w:val="en-US" w:eastAsia="zh-CN"/>
+        </w:rPr>
+      </w:pPr>
+    </w:p>
+    <w:p>
+      <w:pPr>
+        <w:rPr>
+          <w:rFonts w:hint="default"/>
+          <w:sz w:val="28"/>
+          <w:szCs w:val="28"/>
+          <w:lang w:val="en-US" w:eastAsia="zh-CN"/>
+        </w:rPr>
+      </w:pPr>
+      <w:r>
+        <w:rPr>
+          <w:rFonts w:hint="default"/>
+          <w:sz w:val="28"/>
+          <w:szCs w:val="28"/>
+          <w:lang w:val="en-US" w:eastAsia="zh-CN"/>
+        </w:rPr>
+        <w:t>||死人是最可靠的保密者||</w:t>
+      </w:r>
+    </w:p>
+    <w:p>
+      <w:pPr>
+        <w:rPr>
+          <w:rFonts w:hint="default"/>
+          <w:sz w:val="28"/>
+          <w:szCs w:val="28"/>
+          <w:lang w:val="en-US" w:eastAsia="zh-CN"/>
+        </w:rPr>
+      </w:pPr>
+    </w:p>
+    <w:p>
+      <w:pPr>
+        <w:rPr>
+          <w:rFonts w:hint="eastAsia"/>
+          <w:sz w:val="28"/>
+          <w:szCs w:val="28"/>
+          <w:lang w:val="en-US" w:eastAsia="zh-CN"/>
+        </w:rPr>
+      </w:pPr>
+      <w:r>
+        <w:rPr>
+          <w:rFonts w:hint="default"/>
+          <w:sz w:val="28"/>
+          <w:szCs w:val="28"/>
+          <w:lang w:val="en-US" w:eastAsia="zh-CN"/>
+        </w:rPr>
+        <w:t>||你比谁都清楚，那个U盘里的东西</w:t>
+      </w:r>
+      <w:r>
+        <w:rPr>
+          <w:rFonts w:hint="eastAsia"/>
+          <w:sz w:val="28"/>
+          <w:szCs w:val="28"/>
+          <w:lang w:val="en-US" w:eastAsia="zh-CN"/>
+        </w:rPr>
+        <w:t>一直存在着||</w:t>
+      </w:r>
+    </w:p>
+    <w:p>
+      <w:pPr>
+        <w:rPr>
+          <w:rFonts w:hint="eastAsia"/>
+          <w:sz w:val="28"/>
+          <w:szCs w:val="28"/>
+          <w:lang w:val="en-US" w:eastAsia="zh-CN"/>
+        </w:rPr>
+      </w:pPr>
+    </w:p>
+    <w:p>
+      <w:pPr>
+        <w:rPr>
+          <w:rFonts w:hint="eastAsia"/>
+          <w:sz w:val="28"/>
+          <w:szCs w:val="28"/>
+          <w:lang w:val="en-US" w:eastAsia="zh-CN"/>
+        </w:rPr>
+      </w:pPr>
+      <w:r>
+        <w:rPr>
+          <w:rFonts w:hint="eastAsia"/>
+          <w:sz w:val="28"/>
+          <w:szCs w:val="28"/>
+          <w:lang w:val="en-US" w:eastAsia="zh-CN"/>
+        </w:rPr>
+        <w:t>||</w:t>
+      </w:r>
+      <w:r>
+        <w:rPr>
+          <w:rFonts w:hint="default"/>
+          <w:sz w:val="28"/>
+          <w:szCs w:val="28"/>
+          <w:lang w:val="en-US" w:eastAsia="zh-CN"/>
+        </w:rPr>
+        <w:t>它一直像一把悬在你头顶的达摩克利斯之剑，你不知道它什么时候会落下来</w:t>
+      </w:r>
+      <w:r>
+        <w:rPr>
+          <w:rFonts w:hint="eastAsia"/>
+          <w:sz w:val="28"/>
+          <w:szCs w:val="28"/>
+          <w:lang w:val="en-US" w:eastAsia="zh-CN"/>
+        </w:rPr>
+        <w:t>||</w:t>
+      </w:r>
+    </w:p>
+    <w:p>
+      <w:pPr>
+        <w:rPr>
+          <w:rFonts w:hint="eastAsia"/>
+          <w:sz w:val="28"/>
+          <w:szCs w:val="28"/>
+          <w:lang w:val="en-US" w:eastAsia="zh-CN"/>
+        </w:rPr>
+      </w:pPr>
+    </w:p>
+    <w:p>
+      <w:pPr>
+        <w:rPr>
+          <w:rFonts w:hint="eastAsia"/>
+          <w:sz w:val="28"/>
+          <w:szCs w:val="28"/>
+          <w:lang w:val="en-US" w:eastAsia="zh-CN"/>
+        </w:rPr>
+      </w:pPr>
+      <w:r>
+        <w:rPr>
+          <w:rFonts w:hint="eastAsia"/>
+          <w:sz w:val="28"/>
+          <w:szCs w:val="28"/>
+          <w:lang w:val="en-US" w:eastAsia="zh-CN"/>
+        </w:rPr>
+        <w:t>||</w:t>
+      </w:r>
+      <w:r>
+        <w:rPr>
+          <w:rFonts w:hint="default"/>
+          <w:sz w:val="28"/>
+          <w:szCs w:val="28"/>
+          <w:lang w:val="en-US" w:eastAsia="zh-CN"/>
+        </w:rPr>
+        <w:t>不知道陈予荣会不会在某个你功成名就、花团锦簇的日子里，突然把所有真相公之于众，让你瞬间</w:t>
+      </w:r>
+      <w:r>
+        <w:rPr>
+          <w:rFonts w:hint="eastAsia"/>
+          <w:sz w:val="28"/>
+          <w:szCs w:val="28"/>
+          <w:lang w:val="en-US" w:eastAsia="zh-CN"/>
+        </w:rPr>
+        <w:t>如烈火烹油||</w:t>
+      </w:r>
+    </w:p>
+    <w:p>
+      <w:pPr>
+        <w:rPr>
+          <w:rFonts w:hint="eastAsia"/>
+          <w:sz w:val="28"/>
+          <w:szCs w:val="28"/>
+          <w:lang w:val="en-US" w:eastAsia="zh-CN"/>
+        </w:rPr>
+      </w:pPr>
+    </w:p>
+    <w:p>
+      <w:pPr>
+        <w:rPr>
+          <w:rFonts w:hint="eastAsia"/>
+          <w:sz w:val="28"/>
+          <w:szCs w:val="28"/>
+          <w:lang w:val="en-US" w:eastAsia="zh-CN"/>
+        </w:rPr>
+      </w:pPr>
+      <w:r>
+        <w:rPr>
+          <w:rFonts w:hint="eastAsia"/>
+          <w:sz w:val="28"/>
+          <w:szCs w:val="28"/>
+          <w:lang w:val="en-US" w:eastAsia="zh-CN"/>
+        </w:rPr>
+        <w:t>||</w:t>
+      </w:r>
+      <w:r>
+        <w:rPr>
+          <w:rFonts w:hint="default"/>
+          <w:sz w:val="28"/>
+          <w:szCs w:val="28"/>
+          <w:lang w:val="en-US" w:eastAsia="zh-CN"/>
+        </w:rPr>
+        <w:t>这些日子里，你看似平静地生活，实则每分每秒都活在这种不确定的恐惧里</w:t>
+      </w:r>
+      <w:r>
+        <w:rPr>
+          <w:rFonts w:hint="eastAsia"/>
+          <w:sz w:val="28"/>
+          <w:szCs w:val="28"/>
+          <w:lang w:val="en-US" w:eastAsia="zh-CN"/>
+        </w:rPr>
+        <w:t>||</w:t>
+      </w:r>
+    </w:p>
+    <w:p>
+      <w:pPr>
+        <w:rPr>
+          <w:rFonts w:hint="eastAsia"/>
+          <w:sz w:val="28"/>
+          <w:szCs w:val="28"/>
+          <w:lang w:val="en-US" w:eastAsia="zh-CN"/>
+        </w:rPr>
+      </w:pPr>
+    </w:p>
+    <w:p>
+      <w:pPr>
+        <w:rPr>
+          <w:rFonts w:hint="eastAsia"/>
+          <w:sz w:val="28"/>
+          <w:szCs w:val="28"/>
+          <w:lang w:val="en-US" w:eastAsia="zh-CN"/>
+        </w:rPr>
+      </w:pPr>
+      <w:r>
+        <w:rPr>
+          <w:rFonts w:hint="eastAsia"/>
+          <w:sz w:val="28"/>
+          <w:szCs w:val="28"/>
+          <w:lang w:val="en-US" w:eastAsia="zh-CN"/>
+        </w:rPr>
+        <w:t>||</w:t>
+      </w:r>
+      <w:r>
+        <w:rPr>
+          <w:rFonts w:hint="default"/>
+          <w:sz w:val="28"/>
+          <w:szCs w:val="28"/>
+          <w:lang w:val="en-US" w:eastAsia="zh-CN"/>
+        </w:rPr>
+        <w:t>而现在，他死了</w:t>
+      </w:r>
+      <w:r>
+        <w:rPr>
+          <w:rFonts w:hint="eastAsia"/>
+          <w:sz w:val="28"/>
+          <w:szCs w:val="28"/>
+          <w:lang w:val="en-US" w:eastAsia="zh-CN"/>
+        </w:rPr>
+        <w:t>||</w:t>
+      </w:r>
+    </w:p>
+    <w:p>
+      <w:pPr>
+        <w:rPr>
+          <w:rFonts w:hint="eastAsia"/>
+          <w:sz w:val="28"/>
+          <w:szCs w:val="28"/>
+          <w:lang w:val="en-US" w:eastAsia="zh-CN"/>
+        </w:rPr>
+      </w:pPr>
+    </w:p>
+    <w:p>
+      <w:pPr>
+        <w:rPr>
+          <w:rFonts w:hint="default"/>
+          <w:sz w:val="28"/>
+          <w:szCs w:val="28"/>
+          <w:lang w:val="en-US" w:eastAsia="zh-CN"/>
+        </w:rPr>
+      </w:pPr>
+      <w:r>
+        <w:rPr>
+          <w:rFonts w:hint="eastAsia"/>
+          <w:sz w:val="28"/>
+          <w:szCs w:val="28"/>
+          <w:lang w:val="en-US" w:eastAsia="zh-CN"/>
+        </w:rPr>
+        <w:t>||</w:t>
+      </w:r>
+      <w:r>
+        <w:rPr>
+          <w:rFonts w:hint="default"/>
+          <w:sz w:val="28"/>
+          <w:szCs w:val="28"/>
+          <w:lang w:val="en-US" w:eastAsia="zh-CN"/>
+        </w:rPr>
+        <w:t>所有的秘密</w:t>
+      </w:r>
+      <w:r>
+        <w:rPr>
+          <w:rFonts w:hint="eastAsia"/>
+          <w:sz w:val="28"/>
+          <w:szCs w:val="28"/>
+          <w:lang w:val="en-US" w:eastAsia="zh-CN"/>
+        </w:rPr>
+        <w:t>、你</w:t>
+      </w:r>
+      <w:r>
+        <w:rPr>
+          <w:rFonts w:hint="default"/>
+          <w:sz w:val="28"/>
+          <w:szCs w:val="28"/>
+          <w:lang w:val="en-US" w:eastAsia="zh-CN"/>
+        </w:rPr>
+        <w:t>的把柄</w:t>
+      </w:r>
+      <w:r>
+        <w:rPr>
+          <w:rFonts w:hint="eastAsia"/>
+          <w:sz w:val="28"/>
+          <w:szCs w:val="28"/>
+          <w:lang w:val="en-US" w:eastAsia="zh-CN"/>
+        </w:rPr>
+        <w:t>、</w:t>
+      </w:r>
+      <w:r>
+        <w:rPr>
+          <w:rFonts w:hint="default"/>
+          <w:sz w:val="28"/>
+          <w:szCs w:val="28"/>
+          <w:lang w:val="en-US" w:eastAsia="zh-CN"/>
+        </w:rPr>
+        <w:t>你挥之不去的隐患，都跟着他一起，永远地埋进了地下||</w:t>
+      </w:r>
+    </w:p>
+    <w:p>
+      <w:pPr>
+        <w:rPr>
+          <w:rFonts w:hint="default"/>
+          <w:sz w:val="28"/>
+          <w:szCs w:val="28"/>
+          <w:lang w:val="en-US" w:eastAsia="zh-CN"/>
+        </w:rPr>
+      </w:pPr>
+    </w:p>
+    <w:p>
+      <w:pPr>
+        <w:rPr>
+          <w:rFonts w:hint="eastAsia"/>
+          <w:sz w:val="28"/>
+          <w:szCs w:val="28"/>
+          <w:lang w:val="en-US" w:eastAsia="zh-CN"/>
+        </w:rPr>
+      </w:pPr>
+      <w:r>
+        <w:rPr>
+          <w:rFonts w:hint="default"/>
+          <w:sz w:val="28"/>
+          <w:szCs w:val="28"/>
+          <w:lang w:val="en-US" w:eastAsia="zh-CN"/>
+        </w:rPr>
+        <w:t>||可这份庆幸</w:t>
+      </w:r>
+      <w:r>
+        <w:rPr>
+          <w:rFonts w:hint="eastAsia"/>
+          <w:sz w:val="28"/>
+          <w:szCs w:val="28"/>
+          <w:lang w:val="en-US" w:eastAsia="zh-CN"/>
+        </w:rPr>
+        <w:t>没来得及多持续几秒，</w:t>
+      </w:r>
+      <w:r>
+        <w:rPr>
+          <w:rFonts w:hint="default"/>
+          <w:sz w:val="28"/>
+          <w:szCs w:val="28"/>
+          <w:lang w:val="en-US" w:eastAsia="zh-CN"/>
         </w:rPr>
         <w:t>你</w:t>
       </w:r>
@@ -19848,27 +20936,2006 @@
           <w:szCs w:val="28"/>
           <w:lang w:val="en-US" w:eastAsia="zh-CN"/>
         </w:rPr>
-        <w:t>||</w:t>
-      </w:r>
-    </w:p>
-    <w:p>
-      <w:pPr>
-        <w:rPr>
-          <w:rFonts w:hint="default"/>
-          <w:sz w:val="28"/>
-          <w:szCs w:val="28"/>
-          <w:lang w:val="en-US" w:eastAsia="zh-CN"/>
-        </w:rPr>
-      </w:pPr>
-    </w:p>
-    <w:bookmarkEnd w:id="0"/>
-    <w:p>
-      <w:pPr>
-        <w:rPr>
-          <w:sz w:val="28"/>
-          <w:szCs w:val="28"/>
-        </w:rPr>
-      </w:pPr>
+        <w:t>就发现身处的场景发生了一点细微的变化，大概是离尸体距离更近的远缘故||</w:t>
+      </w:r>
+    </w:p>
+    <w:p>
+      <w:pPr>
+        <w:rPr>
+          <w:rFonts w:hint="eastAsia"/>
+          <w:sz w:val="28"/>
+          <w:szCs w:val="28"/>
+          <w:lang w:val="en-US" w:eastAsia="zh-CN"/>
+        </w:rPr>
+      </w:pPr>
+    </w:p>
+    <w:p>
+      <w:pPr>
+        <w:rPr>
+          <w:rFonts w:hint="default"/>
+          <w:sz w:val="28"/>
+          <w:szCs w:val="28"/>
+          <w:lang w:val="en-US" w:eastAsia="zh-CN"/>
+        </w:rPr>
+      </w:pPr>
+      <w:r>
+        <w:rPr>
+          <w:rFonts w:hint="eastAsia"/>
+          <w:sz w:val="28"/>
+          <w:szCs w:val="28"/>
+          <w:lang w:val="en-US" w:eastAsia="zh-CN"/>
+        </w:rPr>
+        <w:t>||低下头，</w:t>
+      </w:r>
+      <w:r>
+        <w:rPr>
+          <w:rFonts w:hint="default"/>
+          <w:sz w:val="28"/>
+          <w:szCs w:val="28"/>
+          <w:lang w:val="en-US" w:eastAsia="zh-CN"/>
+        </w:rPr>
+        <w:t>你</w:t>
+      </w:r>
+      <w:r>
+        <w:rPr>
+          <w:rFonts w:hint="eastAsia"/>
+          <w:sz w:val="28"/>
+          <w:szCs w:val="28"/>
+          <w:lang w:val="en-US" w:eastAsia="zh-CN"/>
+        </w:rPr>
+        <w:t>脚踩的变成了</w:t>
+      </w:r>
+      <w:r>
+        <w:rPr>
+          <w:rFonts w:hint="default"/>
+          <w:sz w:val="28"/>
+          <w:szCs w:val="28"/>
+          <w:lang w:val="en-US" w:eastAsia="zh-CN"/>
+        </w:rPr>
+        <w:t>米白色的瓷砖纹路</w:t>
+      </w:r>
+      <w:r>
+        <w:rPr>
+          <w:rFonts w:hint="eastAsia"/>
+          <w:sz w:val="28"/>
+          <w:szCs w:val="28"/>
+          <w:lang w:val="en-US" w:eastAsia="zh-CN"/>
+        </w:rPr>
+        <w:t>、目光所及之处是熟悉到不能再熟悉的布景</w:t>
+      </w:r>
+      <w:r>
+        <w:rPr>
+          <w:rFonts w:hint="default"/>
+          <w:sz w:val="28"/>
+          <w:szCs w:val="28"/>
+          <w:lang w:val="en-US" w:eastAsia="zh-CN"/>
+        </w:rPr>
+        <w:t>||</w:t>
+      </w:r>
+    </w:p>
+    <w:p>
+      <w:pPr>
+        <w:rPr>
+          <w:rFonts w:hint="default"/>
+          <w:sz w:val="28"/>
+          <w:szCs w:val="28"/>
+          <w:lang w:val="en-US" w:eastAsia="zh-CN"/>
+        </w:rPr>
+      </w:pPr>
+    </w:p>
+    <w:p>
+      <w:pPr>
+        <w:rPr>
+          <w:rFonts w:hint="default"/>
+          <w:sz w:val="28"/>
+          <w:szCs w:val="28"/>
+          <w:lang w:val="en-US" w:eastAsia="zh-CN"/>
+        </w:rPr>
+      </w:pPr>
+      <w:r>
+        <w:rPr>
+          <w:rFonts w:hint="default"/>
+          <w:sz w:val="28"/>
+          <w:szCs w:val="28"/>
+          <w:lang w:val="en-US" w:eastAsia="zh-CN"/>
+        </w:rPr>
+        <w:t>||这是他们家||</w:t>
+      </w:r>
+    </w:p>
+    <w:p>
+      <w:pPr>
+        <w:rPr>
+          <w:rFonts w:hint="default"/>
+          <w:sz w:val="28"/>
+          <w:szCs w:val="28"/>
+          <w:lang w:val="en-US" w:eastAsia="zh-CN"/>
+        </w:rPr>
+      </w:pPr>
+    </w:p>
+    <w:p>
+      <w:pPr>
+        <w:rPr>
+          <w:rFonts w:hint="default"/>
+          <w:sz w:val="28"/>
+          <w:szCs w:val="28"/>
+          <w:lang w:val="en-US" w:eastAsia="zh-CN"/>
+        </w:rPr>
+      </w:pPr>
+      <w:r>
+        <w:rPr>
+          <w:rFonts w:hint="default"/>
+          <w:sz w:val="28"/>
+          <w:szCs w:val="28"/>
+          <w:lang w:val="en-US" w:eastAsia="zh-CN"/>
+        </w:rPr>
+        <w:t>||寒意瞬间从脚底窜上天灵盖，刚才那点庆幸荡然无存，只剩下铺天盖地的恐惧，像海水一样漫过你的口鼻，让你连呼吸都变得困难||</w:t>
+      </w:r>
+    </w:p>
+    <w:p>
+      <w:pPr>
+        <w:rPr>
+          <w:rFonts w:hint="default"/>
+          <w:sz w:val="28"/>
+          <w:szCs w:val="28"/>
+          <w:lang w:val="en-US" w:eastAsia="zh-CN"/>
+        </w:rPr>
+      </w:pPr>
+    </w:p>
+    <w:p>
+      <w:pPr>
+        <w:rPr>
+          <w:rFonts w:hint="eastAsia"/>
+          <w:sz w:val="28"/>
+          <w:szCs w:val="28"/>
+          <w:lang w:val="en-US" w:eastAsia="zh-CN"/>
+        </w:rPr>
+      </w:pPr>
+      <w:r>
+        <w:rPr>
+          <w:rFonts w:hint="default"/>
+          <w:sz w:val="28"/>
+          <w:szCs w:val="28"/>
+          <w:lang w:val="en-US" w:eastAsia="zh-CN"/>
+        </w:rPr>
+        <w:t>||他就死在</w:t>
+      </w:r>
+      <w:r>
+        <w:rPr>
+          <w:rFonts w:hint="eastAsia"/>
+          <w:sz w:val="28"/>
+          <w:szCs w:val="28"/>
+          <w:lang w:val="en-US" w:eastAsia="zh-CN"/>
+        </w:rPr>
+        <w:t>离你</w:t>
+      </w:r>
+      <w:r>
+        <w:rPr>
+          <w:rFonts w:hint="default"/>
+          <w:sz w:val="28"/>
+          <w:szCs w:val="28"/>
+          <w:lang w:val="en-US" w:eastAsia="zh-CN"/>
+        </w:rPr>
+        <w:t>一墙之隔的地方，而那个杀了他的人，现在大概还在这个房子里</w:t>
+      </w:r>
+      <w:r>
+        <w:rPr>
+          <w:rFonts w:hint="eastAsia"/>
+          <w:sz w:val="28"/>
+          <w:szCs w:val="28"/>
+          <w:lang w:val="en-US" w:eastAsia="zh-CN"/>
+        </w:rPr>
+        <w:t>||</w:t>
+      </w:r>
+    </w:p>
+    <w:p>
+      <w:pPr>
+        <w:rPr>
+          <w:rFonts w:hint="eastAsia"/>
+          <w:sz w:val="28"/>
+          <w:szCs w:val="28"/>
+          <w:lang w:val="en-US" w:eastAsia="zh-CN"/>
+        </w:rPr>
+      </w:pPr>
+    </w:p>
+    <w:p>
+      <w:pPr>
+        <w:rPr>
+          <w:rFonts w:hint="default"/>
+          <w:sz w:val="28"/>
+          <w:szCs w:val="28"/>
+          <w:lang w:val="en-US" w:eastAsia="zh-CN"/>
+        </w:rPr>
+      </w:pPr>
+      <w:r>
+        <w:rPr>
+          <w:rFonts w:hint="eastAsia"/>
+          <w:sz w:val="28"/>
+          <w:szCs w:val="28"/>
+          <w:lang w:val="en-US" w:eastAsia="zh-CN"/>
+        </w:rPr>
+        <w:t>||现在，</w:t>
+      </w:r>
+      <w:r>
+        <w:rPr>
+          <w:rFonts w:hint="default"/>
+          <w:sz w:val="28"/>
+          <w:szCs w:val="28"/>
+          <w:lang w:val="en-US" w:eastAsia="zh-CN"/>
+        </w:rPr>
+        <w:t>他可能在玄关换鞋，可能蹲在地上擦拭痕迹，</w:t>
+      </w:r>
+      <w:r>
+        <w:rPr>
+          <w:rFonts w:hint="eastAsia"/>
+          <w:sz w:val="28"/>
+          <w:szCs w:val="28"/>
+          <w:lang w:val="en-US" w:eastAsia="zh-CN"/>
+        </w:rPr>
+        <w:t>还</w:t>
+      </w:r>
+      <w:r>
+        <w:rPr>
+          <w:rFonts w:hint="default"/>
+          <w:sz w:val="28"/>
+          <w:szCs w:val="28"/>
+          <w:lang w:val="en-US" w:eastAsia="zh-CN"/>
+        </w:rPr>
+        <w:t>可能站在阳台的窗边，隔着不到</w:t>
+      </w:r>
+      <w:r>
+        <w:rPr>
+          <w:rFonts w:hint="eastAsia"/>
+          <w:sz w:val="28"/>
+          <w:szCs w:val="28"/>
+          <w:lang w:val="en-US" w:eastAsia="zh-CN"/>
+        </w:rPr>
+        <w:t>两</w:t>
+      </w:r>
+      <w:r>
+        <w:rPr>
+          <w:rFonts w:hint="default"/>
+          <w:sz w:val="28"/>
+          <w:szCs w:val="28"/>
+          <w:lang w:val="en-US" w:eastAsia="zh-CN"/>
+        </w:rPr>
+        <w:t>米的距离，静静地看着你家的方向||</w:t>
+      </w:r>
+    </w:p>
+    <w:p>
+      <w:pPr>
+        <w:rPr>
+          <w:rFonts w:hint="default"/>
+          <w:sz w:val="28"/>
+          <w:szCs w:val="28"/>
+          <w:lang w:val="en-US" w:eastAsia="zh-CN"/>
+        </w:rPr>
+      </w:pPr>
+    </w:p>
+    <w:p>
+      <w:pPr>
+        <w:rPr>
+          <w:rFonts w:hint="default"/>
+          <w:sz w:val="28"/>
+          <w:szCs w:val="28"/>
+          <w:lang w:val="en-US" w:eastAsia="zh-CN"/>
+        </w:rPr>
+      </w:pPr>
+      <w:r>
+        <w:rPr>
+          <w:rFonts w:hint="default"/>
+          <w:sz w:val="28"/>
+          <w:szCs w:val="28"/>
+          <w:lang w:val="en-US" w:eastAsia="zh-CN"/>
+        </w:rPr>
+        <w:t>||你不需要去猜测凶手是谁</w:t>
+      </w:r>
+      <w:r>
+        <w:rPr>
+          <w:rFonts w:hint="eastAsia"/>
+          <w:sz w:val="28"/>
+          <w:szCs w:val="28"/>
+          <w:lang w:val="en-US" w:eastAsia="zh-CN"/>
+        </w:rPr>
+        <w:t>，</w:t>
+      </w:r>
+      <w:r>
+        <w:rPr>
+          <w:rFonts w:hint="default"/>
+          <w:sz w:val="28"/>
+          <w:szCs w:val="28"/>
+          <w:lang w:val="en-US" w:eastAsia="zh-CN"/>
+        </w:rPr>
+        <w:t>除了陈予宁，根本不可能是别人||</w:t>
+      </w:r>
+    </w:p>
+    <w:p>
+      <w:pPr>
+        <w:rPr>
+          <w:rFonts w:hint="default"/>
+          <w:sz w:val="28"/>
+          <w:szCs w:val="28"/>
+          <w:lang w:val="en-US" w:eastAsia="zh-CN"/>
+        </w:rPr>
+      </w:pPr>
+    </w:p>
+    <w:p>
+      <w:pPr>
+        <w:rPr>
+          <w:rFonts w:hint="default"/>
+          <w:sz w:val="28"/>
+          <w:szCs w:val="28"/>
+          <w:lang w:val="en-US" w:eastAsia="zh-CN"/>
+        </w:rPr>
+      </w:pPr>
+      <w:r>
+        <w:rPr>
+          <w:rFonts w:hint="default"/>
+          <w:sz w:val="28"/>
+          <w:szCs w:val="28"/>
+          <w:lang w:val="en-US" w:eastAsia="zh-CN"/>
+        </w:rPr>
+        <w:t>||但他真的能做出那样的事情吗？||</w:t>
+      </w:r>
+    </w:p>
+    <w:p>
+      <w:pPr>
+        <w:rPr>
+          <w:rFonts w:hint="default"/>
+          <w:sz w:val="28"/>
+          <w:szCs w:val="28"/>
+          <w:lang w:val="en-US" w:eastAsia="zh-CN"/>
+        </w:rPr>
+      </w:pPr>
+    </w:p>
+    <w:p>
+      <w:pPr>
+        <w:rPr>
+          <w:rFonts w:hint="eastAsia"/>
+          <w:sz w:val="28"/>
+          <w:szCs w:val="28"/>
+          <w:lang w:val="en-US" w:eastAsia="zh-CN"/>
+        </w:rPr>
+      </w:pPr>
+      <w:r>
+        <w:rPr>
+          <w:rFonts w:hint="default"/>
+          <w:sz w:val="28"/>
+          <w:szCs w:val="28"/>
+          <w:lang w:val="en-US" w:eastAsia="zh-CN"/>
+        </w:rPr>
+        <w:t>||这个念头冒出来的瞬间，你自己都打了个寒颤</w:t>
+      </w:r>
+      <w:r>
+        <w:rPr>
+          <w:rFonts w:hint="eastAsia"/>
+          <w:sz w:val="28"/>
+          <w:szCs w:val="28"/>
+          <w:lang w:val="en-US" w:eastAsia="zh-CN"/>
+        </w:rPr>
+        <w:t>||</w:t>
+      </w:r>
+    </w:p>
+    <w:p>
+      <w:pPr>
+        <w:rPr>
+          <w:rFonts w:hint="eastAsia"/>
+          <w:sz w:val="28"/>
+          <w:szCs w:val="28"/>
+          <w:lang w:val="en-US" w:eastAsia="zh-CN"/>
+        </w:rPr>
+      </w:pPr>
+    </w:p>
+    <w:p>
+      <w:pPr>
+        <w:rPr>
+          <w:rFonts w:hint="eastAsia"/>
+          <w:sz w:val="28"/>
+          <w:szCs w:val="28"/>
+          <w:lang w:val="en-US" w:eastAsia="zh-CN"/>
+        </w:rPr>
+      </w:pPr>
+      <w:r>
+        <w:rPr>
+          <w:rFonts w:hint="eastAsia"/>
+          <w:sz w:val="28"/>
+          <w:szCs w:val="28"/>
+          <w:lang w:val="en-US" w:eastAsia="zh-CN"/>
+        </w:rPr>
+        <w:t>||</w:t>
+      </w:r>
+      <w:r>
+        <w:rPr>
+          <w:rFonts w:hint="default"/>
+          <w:sz w:val="28"/>
+          <w:szCs w:val="28"/>
+          <w:lang w:val="en-US" w:eastAsia="zh-CN"/>
+        </w:rPr>
+        <w:t>你想起第一次见到他的样子，他穿着笔挺的海关制服，眼神锐利又坚定，像一把出鞘的刀</w:t>
+      </w:r>
+      <w:r>
+        <w:rPr>
+          <w:rFonts w:hint="eastAsia"/>
+          <w:sz w:val="28"/>
+          <w:szCs w:val="28"/>
+          <w:lang w:val="en-US" w:eastAsia="zh-CN"/>
+        </w:rPr>
+        <w:t>||</w:t>
+      </w:r>
+    </w:p>
+    <w:p>
+      <w:pPr>
+        <w:rPr>
+          <w:rFonts w:hint="eastAsia"/>
+          <w:sz w:val="28"/>
+          <w:szCs w:val="28"/>
+          <w:lang w:val="en-US" w:eastAsia="zh-CN"/>
+        </w:rPr>
+      </w:pPr>
+    </w:p>
+    <w:p>
+      <w:pPr>
+        <w:rPr>
+          <w:rFonts w:hint="default"/>
+          <w:sz w:val="28"/>
+          <w:szCs w:val="28"/>
+          <w:lang w:val="en-US" w:eastAsia="zh-CN"/>
+        </w:rPr>
+      </w:pPr>
+      <w:r>
+        <w:rPr>
+          <w:rFonts w:hint="eastAsia"/>
+          <w:sz w:val="28"/>
+          <w:szCs w:val="28"/>
+          <w:lang w:val="en-US" w:eastAsia="zh-CN"/>
+        </w:rPr>
+        <w:t>||</w:t>
+      </w:r>
+      <w:r>
+        <w:rPr>
+          <w:rFonts w:hint="default"/>
+          <w:sz w:val="28"/>
+          <w:szCs w:val="28"/>
+          <w:lang w:val="en-US" w:eastAsia="zh-CN"/>
+        </w:rPr>
+        <w:t>他站在</w:t>
+      </w:r>
+      <w:r>
+        <w:rPr>
+          <w:rFonts w:hint="eastAsia"/>
+          <w:sz w:val="28"/>
+          <w:szCs w:val="28"/>
+          <w:lang w:val="en-US" w:eastAsia="zh-CN"/>
+        </w:rPr>
+        <w:t>电梯口</w:t>
+      </w:r>
+      <w:r>
+        <w:rPr>
+          <w:rFonts w:hint="default"/>
+          <w:sz w:val="28"/>
+          <w:szCs w:val="28"/>
+          <w:lang w:val="en-US" w:eastAsia="zh-CN"/>
+        </w:rPr>
+        <w:t>，手里拎着一个黑色的公文包，跟你打招呼的时候</w:t>
+      </w:r>
+      <w:r>
+        <w:rPr>
+          <w:rFonts w:hint="eastAsia"/>
+          <w:sz w:val="28"/>
+          <w:szCs w:val="28"/>
+          <w:lang w:val="en-US" w:eastAsia="zh-CN"/>
+        </w:rPr>
+        <w:t>礼貌又</w:t>
+      </w:r>
+      <w:r>
+        <w:rPr>
+          <w:rFonts w:hint="default"/>
+          <w:sz w:val="28"/>
+          <w:szCs w:val="28"/>
+          <w:lang w:val="en-US" w:eastAsia="zh-CN"/>
+        </w:rPr>
+        <w:t>疏离||</w:t>
+      </w:r>
+    </w:p>
+    <w:p>
+      <w:pPr>
+        <w:rPr>
+          <w:rFonts w:hint="default"/>
+          <w:sz w:val="28"/>
+          <w:szCs w:val="28"/>
+          <w:lang w:val="en-US" w:eastAsia="zh-CN"/>
+        </w:rPr>
+      </w:pPr>
+    </w:p>
+    <w:p>
+      <w:pPr>
+        <w:rPr>
+          <w:rFonts w:hint="eastAsia"/>
+          <w:sz w:val="28"/>
+          <w:szCs w:val="28"/>
+          <w:lang w:val="en-US" w:eastAsia="zh-CN"/>
+        </w:rPr>
+      </w:pPr>
+      <w:r>
+        <w:rPr>
+          <w:rFonts w:hint="default"/>
+          <w:sz w:val="28"/>
+          <w:szCs w:val="28"/>
+          <w:lang w:val="en-US" w:eastAsia="zh-CN"/>
+        </w:rPr>
+        <w:t>||</w:t>
+      </w:r>
+      <w:r>
+        <w:rPr>
+          <w:rFonts w:hint="eastAsia"/>
+          <w:sz w:val="28"/>
+          <w:szCs w:val="28"/>
+          <w:lang w:val="en-US" w:eastAsia="zh-CN"/>
+        </w:rPr>
+        <w:t>后来关系亲近些的时候，他会</w:t>
+      </w:r>
+      <w:r>
+        <w:rPr>
+          <w:rFonts w:hint="default"/>
+          <w:sz w:val="28"/>
+          <w:szCs w:val="28"/>
+          <w:lang w:val="en-US" w:eastAsia="zh-CN"/>
+        </w:rPr>
+        <w:t>跟你聊起自己的工作，说</w:t>
+      </w:r>
+      <w:r>
+        <w:rPr>
+          <w:rFonts w:hint="eastAsia"/>
+          <w:sz w:val="28"/>
+          <w:szCs w:val="28"/>
+          <w:lang w:val="en-US" w:eastAsia="zh-CN"/>
+        </w:rPr>
+        <w:t>工作时</w:t>
+      </w:r>
+      <w:r>
+        <w:rPr>
+          <w:rFonts w:hint="default"/>
+          <w:sz w:val="28"/>
+          <w:szCs w:val="28"/>
+          <w:lang w:val="en-US" w:eastAsia="zh-CN"/>
+        </w:rPr>
+        <w:t>遇到的危险，说起那些为了利益铤而走险的人</w:t>
+      </w:r>
+      <w:r>
+        <w:rPr>
+          <w:rFonts w:hint="eastAsia"/>
+          <w:sz w:val="28"/>
+          <w:szCs w:val="28"/>
+          <w:lang w:val="en-US" w:eastAsia="zh-CN"/>
+        </w:rPr>
+        <w:t>||</w:t>
+      </w:r>
+    </w:p>
+    <w:p>
+      <w:pPr>
+        <w:rPr>
+          <w:rFonts w:hint="eastAsia"/>
+          <w:sz w:val="28"/>
+          <w:szCs w:val="28"/>
+          <w:lang w:val="en-US" w:eastAsia="zh-CN"/>
+        </w:rPr>
+      </w:pPr>
+    </w:p>
+    <w:p>
+      <w:pPr>
+        <w:rPr>
+          <w:rFonts w:hint="eastAsia"/>
+          <w:sz w:val="28"/>
+          <w:szCs w:val="28"/>
+          <w:lang w:val="en-US" w:eastAsia="zh-CN"/>
+        </w:rPr>
+      </w:pPr>
+      <w:r>
+        <w:rPr>
+          <w:rFonts w:hint="eastAsia"/>
+          <w:sz w:val="28"/>
+          <w:szCs w:val="28"/>
+          <w:lang w:val="en-US" w:eastAsia="zh-CN"/>
+        </w:rPr>
+        <w:t>||</w:t>
+      </w:r>
+      <w:r>
+        <w:rPr>
+          <w:rFonts w:hint="default"/>
+          <w:sz w:val="28"/>
+          <w:szCs w:val="28"/>
+          <w:lang w:val="en-US" w:eastAsia="zh-CN"/>
+        </w:rPr>
+        <w:t>他说他最痛恨的就是践踏规则的人，法律的底线不容触碰，哪怕付出任何代价，</w:t>
+      </w:r>
+      <w:r>
+        <w:rPr>
+          <w:rFonts w:hint="eastAsia"/>
+          <w:sz w:val="28"/>
+          <w:szCs w:val="28"/>
+          <w:lang w:val="en-US" w:eastAsia="zh-CN"/>
+        </w:rPr>
+        <w:t>他</w:t>
+      </w:r>
+      <w:r>
+        <w:rPr>
+          <w:rFonts w:hint="default"/>
+          <w:sz w:val="28"/>
+          <w:szCs w:val="28"/>
+          <w:lang w:val="en-US" w:eastAsia="zh-CN"/>
+        </w:rPr>
+        <w:t>也守住自己的职责</w:t>
+      </w:r>
+      <w:r>
+        <w:rPr>
+          <w:rFonts w:hint="eastAsia"/>
+          <w:sz w:val="28"/>
+          <w:szCs w:val="28"/>
+          <w:lang w:val="en-US" w:eastAsia="zh-CN"/>
+        </w:rPr>
+        <w:t>||</w:t>
+      </w:r>
+    </w:p>
+    <w:p>
+      <w:pPr>
+        <w:rPr>
+          <w:rFonts w:hint="eastAsia"/>
+          <w:sz w:val="28"/>
+          <w:szCs w:val="28"/>
+          <w:lang w:val="en-US" w:eastAsia="zh-CN"/>
+        </w:rPr>
+      </w:pPr>
+    </w:p>
+    <w:p>
+      <w:pPr>
+        <w:rPr>
+          <w:rFonts w:hint="default"/>
+          <w:sz w:val="28"/>
+          <w:szCs w:val="28"/>
+          <w:lang w:val="en-US" w:eastAsia="zh-CN"/>
+        </w:rPr>
+      </w:pPr>
+      <w:r>
+        <w:rPr>
+          <w:rFonts w:hint="eastAsia"/>
+          <w:sz w:val="28"/>
+          <w:szCs w:val="28"/>
+          <w:lang w:val="en-US" w:eastAsia="zh-CN"/>
+        </w:rPr>
+        <w:t>||那时他的眼睛亮得惊人，里面是对职业的敬畏，对正义的信仰</w:t>
+      </w:r>
+      <w:r>
+        <w:rPr>
+          <w:rFonts w:hint="default"/>
+          <w:sz w:val="28"/>
+          <w:szCs w:val="28"/>
+          <w:lang w:val="en-US" w:eastAsia="zh-CN"/>
+        </w:rPr>
+        <w:t>，你从来没有怀疑过他的坚定||</w:t>
+      </w:r>
+    </w:p>
+    <w:p>
+      <w:pPr>
+        <w:rPr>
+          <w:rFonts w:hint="eastAsia"/>
+          <w:sz w:val="28"/>
+          <w:szCs w:val="28"/>
+          <w:lang w:val="en-US" w:eastAsia="zh-CN"/>
+        </w:rPr>
+      </w:pPr>
+    </w:p>
+    <w:p>
+      <w:pPr>
+        <w:rPr>
+          <w:rFonts w:hint="default"/>
+          <w:sz w:val="28"/>
+          <w:szCs w:val="28"/>
+          <w:lang w:val="en-US" w:eastAsia="zh-CN"/>
+        </w:rPr>
+      </w:pPr>
+      <w:r>
+        <w:rPr>
+          <w:rFonts w:hint="eastAsia"/>
+          <w:sz w:val="28"/>
+          <w:szCs w:val="28"/>
+          <w:lang w:val="en-US" w:eastAsia="zh-CN"/>
+        </w:rPr>
+        <w:t>||</w:t>
+      </w:r>
+      <w:r>
+        <w:rPr>
+          <w:rFonts w:hint="default"/>
+          <w:sz w:val="28"/>
+          <w:szCs w:val="28"/>
+          <w:lang w:val="en-US" w:eastAsia="zh-CN"/>
+        </w:rPr>
+        <w:t>那时候你觉得，他天生就是做</w:t>
+      </w:r>
+      <w:r>
+        <w:rPr>
+          <w:rFonts w:hint="eastAsia"/>
+          <w:sz w:val="28"/>
+          <w:szCs w:val="28"/>
+          <w:lang w:val="en-US" w:eastAsia="zh-CN"/>
+        </w:rPr>
+        <w:t>这个</w:t>
+      </w:r>
+      <w:r>
+        <w:rPr>
+          <w:rFonts w:hint="default"/>
+          <w:sz w:val="28"/>
+          <w:szCs w:val="28"/>
+          <w:lang w:val="en-US" w:eastAsia="zh-CN"/>
+        </w:rPr>
+        <w:t>的料，正直、勇敢、有担当，是那种永远会站在光明里的人||</w:t>
+      </w:r>
+    </w:p>
+    <w:p>
+      <w:pPr>
+        <w:rPr>
+          <w:rFonts w:hint="default"/>
+          <w:sz w:val="28"/>
+          <w:szCs w:val="28"/>
+          <w:lang w:val="en-US" w:eastAsia="zh-CN"/>
+        </w:rPr>
+      </w:pPr>
+    </w:p>
+    <w:p>
+      <w:pPr>
+        <w:rPr>
+          <w:rFonts w:hint="eastAsia"/>
+          <w:sz w:val="28"/>
+          <w:szCs w:val="28"/>
+          <w:lang w:val="en-US" w:eastAsia="zh-CN"/>
+        </w:rPr>
+      </w:pPr>
+      <w:r>
+        <w:rPr>
+          <w:rFonts w:hint="default"/>
+          <w:sz w:val="28"/>
+          <w:szCs w:val="28"/>
+          <w:lang w:val="en-US" w:eastAsia="zh-CN"/>
+        </w:rPr>
+        <w:t>||可就是这样</w:t>
+      </w:r>
+      <w:r>
+        <w:rPr>
+          <w:rFonts w:hint="eastAsia"/>
+          <w:sz w:val="28"/>
+          <w:szCs w:val="28"/>
+          <w:lang w:val="en-US" w:eastAsia="zh-CN"/>
+        </w:rPr>
+        <w:t>一个</w:t>
+      </w:r>
+      <w:r>
+        <w:rPr>
+          <w:rFonts w:hint="default"/>
+          <w:sz w:val="28"/>
+          <w:szCs w:val="28"/>
+          <w:lang w:val="en-US" w:eastAsia="zh-CN"/>
+        </w:rPr>
+        <w:t>人，一个把规则和底线刻进骨子里的执法者，现在竟然</w:t>
+      </w:r>
+      <w:r>
+        <w:rPr>
+          <w:rFonts w:hint="eastAsia"/>
+          <w:sz w:val="28"/>
+          <w:szCs w:val="28"/>
+          <w:lang w:val="en-US" w:eastAsia="zh-CN"/>
+        </w:rPr>
+        <w:t>会成为</w:t>
+      </w:r>
+      <w:r>
+        <w:rPr>
+          <w:rFonts w:hint="default"/>
+          <w:sz w:val="28"/>
+          <w:szCs w:val="28"/>
+          <w:lang w:val="en-US" w:eastAsia="zh-CN"/>
+        </w:rPr>
+        <w:t>杀人犯</w:t>
+      </w:r>
+      <w:r>
+        <w:rPr>
+          <w:rFonts w:hint="eastAsia"/>
+          <w:sz w:val="28"/>
+          <w:szCs w:val="28"/>
+          <w:lang w:val="en-US" w:eastAsia="zh-CN"/>
+        </w:rPr>
+        <w:t>||</w:t>
+      </w:r>
+    </w:p>
+    <w:p>
+      <w:pPr>
+        <w:rPr>
+          <w:rFonts w:hint="default"/>
+          <w:sz w:val="28"/>
+          <w:szCs w:val="28"/>
+          <w:lang w:val="en-US" w:eastAsia="zh-CN"/>
+        </w:rPr>
+      </w:pPr>
+    </w:p>
+    <w:p>
+      <w:pPr>
+        <w:rPr>
+          <w:rFonts w:hint="eastAsia"/>
+          <w:sz w:val="28"/>
+          <w:szCs w:val="28"/>
+          <w:lang w:val="en-US" w:eastAsia="zh-CN"/>
+        </w:rPr>
+      </w:pPr>
+      <w:r>
+        <w:rPr>
+          <w:rFonts w:hint="default"/>
+          <w:sz w:val="28"/>
+          <w:szCs w:val="28"/>
+          <w:lang w:val="en-US" w:eastAsia="zh-CN"/>
+        </w:rPr>
+        <w:t>||你用力地摇了摇头，想要把这个可怕的念头甩出去，可那些画面却越来越清晰</w:t>
+      </w:r>
+      <w:r>
+        <w:rPr>
+          <w:rFonts w:hint="eastAsia"/>
+          <w:sz w:val="28"/>
+          <w:szCs w:val="28"/>
+          <w:lang w:val="en-US" w:eastAsia="zh-CN"/>
+        </w:rPr>
+        <w:t>||</w:t>
+      </w:r>
+    </w:p>
+    <w:p>
+      <w:pPr>
+        <w:rPr>
+          <w:rFonts w:hint="eastAsia"/>
+          <w:sz w:val="28"/>
+          <w:szCs w:val="28"/>
+          <w:lang w:val="en-US" w:eastAsia="zh-CN"/>
+        </w:rPr>
+      </w:pPr>
+    </w:p>
+    <w:p>
+      <w:pPr>
+        <w:rPr>
+          <w:rFonts w:hint="eastAsia"/>
+          <w:sz w:val="28"/>
+          <w:szCs w:val="28"/>
+          <w:lang w:val="en-US" w:eastAsia="zh-CN"/>
+        </w:rPr>
+      </w:pPr>
+      <w:r>
+        <w:rPr>
+          <w:rFonts w:hint="eastAsia"/>
+          <w:sz w:val="28"/>
+          <w:szCs w:val="28"/>
+          <w:lang w:val="en-US" w:eastAsia="zh-CN"/>
+        </w:rPr>
+        <w:t>||</w:t>
+      </w:r>
+      <w:r>
+        <w:rPr>
+          <w:rFonts w:hint="default"/>
+          <w:sz w:val="28"/>
+          <w:szCs w:val="28"/>
+          <w:lang w:val="en-US" w:eastAsia="zh-CN"/>
+        </w:rPr>
+        <w:t>你想起会议室里他那双死寂的眼睛，</w:t>
+      </w:r>
+      <w:r>
+        <w:rPr>
+          <w:rFonts w:hint="eastAsia"/>
+          <w:sz w:val="28"/>
+          <w:szCs w:val="28"/>
+          <w:lang w:val="en-US" w:eastAsia="zh-CN"/>
+        </w:rPr>
+        <w:t>还有</w:t>
+      </w:r>
+      <w:r>
+        <w:rPr>
+          <w:rFonts w:hint="default"/>
+          <w:sz w:val="28"/>
+          <w:szCs w:val="28"/>
+          <w:lang w:val="en-US" w:eastAsia="zh-CN"/>
+        </w:rPr>
+        <w:t>他看着陈予荣时那种深入骨髓的恨意，被带走时的背影</w:t>
+      </w:r>
+      <w:r>
+        <w:rPr>
+          <w:rFonts w:hint="eastAsia"/>
+          <w:sz w:val="28"/>
+          <w:szCs w:val="28"/>
+          <w:lang w:val="en-US" w:eastAsia="zh-CN"/>
+        </w:rPr>
+        <w:t>……||</w:t>
+      </w:r>
+    </w:p>
+    <w:p>
+      <w:pPr>
+        <w:rPr>
+          <w:rFonts w:hint="default"/>
+          <w:sz w:val="28"/>
+          <w:szCs w:val="28"/>
+          <w:lang w:val="en-US" w:eastAsia="zh-CN"/>
+        </w:rPr>
+      </w:pPr>
+    </w:p>
+    <w:p>
+      <w:pPr>
+        <w:rPr>
+          <w:rFonts w:hint="eastAsia"/>
+          <w:sz w:val="28"/>
+          <w:szCs w:val="28"/>
+          <w:lang w:val="en-US" w:eastAsia="zh-CN"/>
+        </w:rPr>
+      </w:pPr>
+      <w:r>
+        <w:rPr>
+          <w:rFonts w:hint="default"/>
+          <w:sz w:val="28"/>
+          <w:szCs w:val="28"/>
+          <w:lang w:val="en-US" w:eastAsia="zh-CN"/>
+        </w:rPr>
+        <w:t>||他已经没有什么可失去的了</w:t>
+      </w:r>
+      <w:r>
+        <w:rPr>
+          <w:rFonts w:hint="eastAsia"/>
+          <w:sz w:val="28"/>
+          <w:szCs w:val="28"/>
+          <w:lang w:val="en-US" w:eastAsia="zh-CN"/>
+        </w:rPr>
+        <w:t>，</w:t>
+      </w:r>
+      <w:r>
+        <w:rPr>
+          <w:rFonts w:hint="default"/>
+          <w:sz w:val="28"/>
+          <w:szCs w:val="28"/>
+          <w:lang w:val="en-US" w:eastAsia="zh-CN"/>
+        </w:rPr>
+        <w:t>仕途</w:t>
+      </w:r>
+      <w:r>
+        <w:rPr>
+          <w:rFonts w:hint="eastAsia"/>
+          <w:sz w:val="28"/>
+          <w:szCs w:val="28"/>
+          <w:lang w:val="en-US" w:eastAsia="zh-CN"/>
+        </w:rPr>
+        <w:t>已毁</w:t>
+      </w:r>
+      <w:r>
+        <w:rPr>
+          <w:rFonts w:hint="default"/>
+          <w:sz w:val="28"/>
+          <w:szCs w:val="28"/>
+          <w:lang w:val="en-US" w:eastAsia="zh-CN"/>
+        </w:rPr>
+        <w:t>，</w:t>
+      </w:r>
+      <w:r>
+        <w:rPr>
+          <w:rFonts w:hint="eastAsia"/>
+          <w:sz w:val="28"/>
+          <w:szCs w:val="28"/>
+          <w:lang w:val="en-US" w:eastAsia="zh-CN"/>
+        </w:rPr>
+        <w:t>家庭破碎</w:t>
+      </w:r>
+      <w:r>
+        <w:rPr>
+          <w:rFonts w:hint="default"/>
+          <w:sz w:val="28"/>
+          <w:szCs w:val="28"/>
+          <w:lang w:val="en-US" w:eastAsia="zh-CN"/>
+        </w:rPr>
+        <w:t>，声名</w:t>
+      </w:r>
+      <w:r>
+        <w:rPr>
+          <w:rFonts w:hint="eastAsia"/>
+          <w:sz w:val="28"/>
+          <w:szCs w:val="28"/>
+          <w:lang w:val="en-US" w:eastAsia="zh-CN"/>
+        </w:rPr>
+        <w:t>狼藉||</w:t>
+      </w:r>
+    </w:p>
+    <w:p>
+      <w:pPr>
+        <w:rPr>
+          <w:rFonts w:hint="eastAsia"/>
+          <w:sz w:val="28"/>
+          <w:szCs w:val="28"/>
+          <w:lang w:val="en-US" w:eastAsia="zh-CN"/>
+        </w:rPr>
+      </w:pPr>
+    </w:p>
+    <w:p>
+      <w:pPr>
+        <w:rPr>
+          <w:rFonts w:hint="eastAsia"/>
+          <w:sz w:val="28"/>
+          <w:szCs w:val="28"/>
+          <w:lang w:val="en-US" w:eastAsia="zh-CN"/>
+        </w:rPr>
+      </w:pPr>
+      <w:r>
+        <w:rPr>
+          <w:rFonts w:hint="eastAsia"/>
+          <w:sz w:val="28"/>
+          <w:szCs w:val="28"/>
+          <w:lang w:val="en-US" w:eastAsia="zh-CN"/>
+        </w:rPr>
+        <w:t>||</w:t>
+      </w:r>
+      <w:r>
+        <w:rPr>
+          <w:rFonts w:hint="default"/>
+          <w:sz w:val="28"/>
+          <w:szCs w:val="28"/>
+          <w:lang w:val="en-US" w:eastAsia="zh-CN"/>
+        </w:rPr>
+        <w:t>双开的污点像一个洗不掉的烙</w:t>
+      </w:r>
+      <w:r>
+        <w:rPr>
+          <w:rFonts w:hint="eastAsia"/>
+          <w:sz w:val="28"/>
+          <w:szCs w:val="28"/>
+          <w:lang w:val="en-US" w:eastAsia="zh-CN"/>
+        </w:rPr>
+        <w:t>印</w:t>
+      </w:r>
+      <w:r>
+        <w:rPr>
+          <w:rFonts w:hint="default"/>
+          <w:sz w:val="28"/>
+          <w:szCs w:val="28"/>
+          <w:lang w:val="en-US" w:eastAsia="zh-CN"/>
+        </w:rPr>
+        <w:t>刻在他的履历上，</w:t>
+      </w:r>
+      <w:r>
+        <w:rPr>
+          <w:rFonts w:hint="eastAsia"/>
+          <w:sz w:val="28"/>
+          <w:szCs w:val="28"/>
+          <w:lang w:val="en-US" w:eastAsia="zh-CN"/>
+        </w:rPr>
+        <w:t>大多正经</w:t>
+      </w:r>
+      <w:r>
+        <w:rPr>
+          <w:rFonts w:hint="default"/>
+          <w:sz w:val="28"/>
+          <w:szCs w:val="28"/>
+          <w:lang w:val="en-US" w:eastAsia="zh-CN"/>
+        </w:rPr>
+        <w:t>单位</w:t>
+      </w:r>
+      <w:r>
+        <w:rPr>
+          <w:rFonts w:hint="eastAsia"/>
+          <w:sz w:val="28"/>
+          <w:szCs w:val="28"/>
+          <w:lang w:val="en-US" w:eastAsia="zh-CN"/>
+        </w:rPr>
+        <w:t>都不</w:t>
+      </w:r>
+      <w:r>
+        <w:rPr>
+          <w:rFonts w:hint="default"/>
+          <w:sz w:val="28"/>
+          <w:szCs w:val="28"/>
+          <w:lang w:val="en-US" w:eastAsia="zh-CN"/>
+        </w:rPr>
+        <w:t>敢录用一个因作风问题被开除的公职人员</w:t>
+      </w:r>
+      <w:r>
+        <w:rPr>
+          <w:rFonts w:hint="eastAsia"/>
+          <w:sz w:val="28"/>
+          <w:szCs w:val="28"/>
+          <w:lang w:val="en-US" w:eastAsia="zh-CN"/>
+        </w:rPr>
+        <w:t>||</w:t>
+      </w:r>
+    </w:p>
+    <w:p>
+      <w:pPr>
+        <w:rPr>
+          <w:rFonts w:hint="eastAsia"/>
+          <w:sz w:val="28"/>
+          <w:szCs w:val="28"/>
+          <w:lang w:val="en-US" w:eastAsia="zh-CN"/>
+        </w:rPr>
+      </w:pPr>
+    </w:p>
+    <w:p>
+      <w:pPr>
+        <w:rPr>
+          <w:rFonts w:hint="eastAsia"/>
+          <w:sz w:val="28"/>
+          <w:szCs w:val="28"/>
+          <w:lang w:val="en-US" w:eastAsia="zh-CN"/>
+        </w:rPr>
+      </w:pPr>
+      <w:r>
+        <w:rPr>
+          <w:rFonts w:hint="eastAsia"/>
+          <w:sz w:val="28"/>
+          <w:szCs w:val="28"/>
+          <w:lang w:val="en-US" w:eastAsia="zh-CN"/>
+        </w:rPr>
+        <w:t>||</w:t>
+      </w:r>
+      <w:r>
+        <w:rPr>
+          <w:rFonts w:hint="default"/>
+          <w:sz w:val="28"/>
+          <w:szCs w:val="28"/>
+          <w:lang w:val="en-US" w:eastAsia="zh-CN"/>
+        </w:rPr>
+        <w:t>无处不在的舆论冷箭</w:t>
+      </w:r>
+      <w:r>
+        <w:rPr>
+          <w:rFonts w:hint="eastAsia"/>
+          <w:sz w:val="28"/>
+          <w:szCs w:val="28"/>
+          <w:lang w:val="en-US" w:eastAsia="zh-CN"/>
+        </w:rPr>
+        <w:t>、</w:t>
+      </w:r>
+      <w:r>
+        <w:rPr>
+          <w:rFonts w:hint="default"/>
+          <w:sz w:val="28"/>
+          <w:szCs w:val="28"/>
+          <w:lang w:val="en-US" w:eastAsia="zh-CN"/>
+        </w:rPr>
+        <w:t>父母日复一日的唉声叹气和带着怨怼的念叨，把他彻底压垮在了不见天日的黑暗里</w:t>
+      </w:r>
+      <w:r>
+        <w:rPr>
+          <w:rFonts w:hint="eastAsia"/>
+          <w:sz w:val="28"/>
+          <w:szCs w:val="28"/>
+          <w:lang w:val="en-US" w:eastAsia="zh-CN"/>
+        </w:rPr>
+        <w:t>||</w:t>
+      </w:r>
+    </w:p>
+    <w:p>
+      <w:pPr>
+        <w:rPr>
+          <w:rFonts w:hint="default"/>
+          <w:sz w:val="28"/>
+          <w:szCs w:val="28"/>
+          <w:lang w:val="en-US" w:eastAsia="zh-CN"/>
+        </w:rPr>
+      </w:pPr>
+    </w:p>
+    <w:p>
+      <w:pPr>
+        <w:rPr>
+          <w:rFonts w:hint="default"/>
+          <w:sz w:val="28"/>
+          <w:szCs w:val="28"/>
+          <w:lang w:val="en-US" w:eastAsia="zh-CN"/>
+        </w:rPr>
+      </w:pPr>
+      <w:r>
+        <w:rPr>
+          <w:rFonts w:hint="eastAsia"/>
+          <w:sz w:val="28"/>
+          <w:szCs w:val="28"/>
+          <w:lang w:val="en-US" w:eastAsia="zh-CN"/>
+        </w:rPr>
+        <w:t>||</w:t>
+      </w:r>
+      <w:r>
+        <w:rPr>
+          <w:rFonts w:hint="default"/>
+          <w:sz w:val="28"/>
+          <w:szCs w:val="28"/>
+          <w:lang w:val="en-US" w:eastAsia="zh-CN"/>
+        </w:rPr>
+        <w:t>你终于明白，当一个人失去了所有，曾经有多坚守底线，现在就有多无所顾忌||</w:t>
+      </w:r>
+    </w:p>
+    <w:p>
+      <w:pPr>
+        <w:rPr>
+          <w:rFonts w:hint="default"/>
+          <w:sz w:val="28"/>
+          <w:szCs w:val="28"/>
+          <w:lang w:val="en-US" w:eastAsia="zh-CN"/>
+        </w:rPr>
+      </w:pPr>
+    </w:p>
+    <w:p>
+      <w:pPr>
+        <w:rPr>
+          <w:rFonts w:hint="eastAsia"/>
+          <w:sz w:val="28"/>
+          <w:szCs w:val="28"/>
+          <w:lang w:val="en-US" w:eastAsia="zh-CN"/>
+        </w:rPr>
+      </w:pPr>
+      <w:r>
+        <w:rPr>
+          <w:rFonts w:hint="default"/>
+          <w:sz w:val="28"/>
+          <w:szCs w:val="28"/>
+          <w:lang w:val="en-US" w:eastAsia="zh-CN"/>
+        </w:rPr>
+        <w:t>||你转头看向右侧，无边无际的白色云层依旧在缓慢翻涌，像揉碎的棉絮被无形的风搅动</w:t>
+      </w:r>
+      <w:r>
+        <w:rPr>
+          <w:rFonts w:hint="eastAsia"/>
+          <w:sz w:val="28"/>
+          <w:szCs w:val="28"/>
+          <w:lang w:val="en-US" w:eastAsia="zh-CN"/>
+        </w:rPr>
+        <w:t>||</w:t>
+      </w:r>
+    </w:p>
+    <w:p>
+      <w:pPr>
+        <w:rPr>
+          <w:rFonts w:hint="eastAsia"/>
+          <w:sz w:val="28"/>
+          <w:szCs w:val="28"/>
+          <w:lang w:val="en-US" w:eastAsia="zh-CN"/>
+        </w:rPr>
+      </w:pPr>
+    </w:p>
+    <w:p>
+      <w:pPr>
+        <w:rPr>
+          <w:rFonts w:hint="eastAsia"/>
+          <w:sz w:val="28"/>
+          <w:szCs w:val="28"/>
+          <w:lang w:val="en-US" w:eastAsia="zh-CN"/>
+        </w:rPr>
+      </w:pPr>
+      <w:r>
+        <w:rPr>
+          <w:rFonts w:hint="eastAsia"/>
+          <w:sz w:val="28"/>
+          <w:szCs w:val="28"/>
+          <w:lang w:val="en-US" w:eastAsia="zh-CN"/>
+        </w:rPr>
+        <w:t>||</w:t>
+      </w:r>
+      <w:r>
+        <w:rPr>
+          <w:rFonts w:hint="default"/>
+          <w:sz w:val="28"/>
+          <w:szCs w:val="28"/>
+          <w:lang w:val="en-US" w:eastAsia="zh-CN"/>
+        </w:rPr>
+        <w:t>就在这时，</w:t>
+      </w:r>
+      <w:r>
+        <w:rPr>
+          <w:rFonts w:hint="eastAsia"/>
+          <w:sz w:val="28"/>
+          <w:szCs w:val="28"/>
+          <w:lang w:val="en-US" w:eastAsia="zh-CN"/>
+        </w:rPr>
+        <w:t>你</w:t>
+      </w:r>
+      <w:r>
+        <w:rPr>
+          <w:rFonts w:hint="default"/>
+          <w:sz w:val="28"/>
+          <w:szCs w:val="28"/>
+          <w:lang w:val="en-US" w:eastAsia="zh-CN"/>
+        </w:rPr>
+        <w:t>脑海中突然灵光一闪，一个尘封</w:t>
+      </w:r>
+      <w:r>
+        <w:rPr>
+          <w:rFonts w:hint="eastAsia"/>
+          <w:sz w:val="28"/>
+          <w:szCs w:val="28"/>
+          <w:lang w:val="en-US" w:eastAsia="zh-CN"/>
+        </w:rPr>
+        <w:t>已久</w:t>
+      </w:r>
+      <w:r>
+        <w:rPr>
+          <w:rFonts w:hint="default"/>
+          <w:sz w:val="28"/>
+          <w:szCs w:val="28"/>
+          <w:lang w:val="en-US" w:eastAsia="zh-CN"/>
+        </w:rPr>
+        <w:t>、早已被刻意埋进记忆角落的细节，猝不及防地被打开</w:t>
+      </w:r>
+      <w:r>
+        <w:rPr>
+          <w:rFonts w:hint="eastAsia"/>
+          <w:sz w:val="28"/>
+          <w:szCs w:val="28"/>
+          <w:lang w:val="en-US" w:eastAsia="zh-CN"/>
+        </w:rPr>
+        <w:t>||</w:t>
+      </w:r>
+    </w:p>
+    <w:p>
+      <w:pPr>
+        <w:rPr>
+          <w:rFonts w:hint="eastAsia"/>
+          <w:sz w:val="28"/>
+          <w:szCs w:val="28"/>
+          <w:lang w:val="en-US" w:eastAsia="zh-CN"/>
+        </w:rPr>
+      </w:pPr>
+    </w:p>
+    <w:p>
+      <w:pPr>
+        <w:rPr>
+          <w:rFonts w:hint="eastAsia"/>
+          <w:sz w:val="28"/>
+          <w:szCs w:val="28"/>
+          <w:lang w:val="en-US" w:eastAsia="zh-CN"/>
+        </w:rPr>
+      </w:pPr>
+      <w:r>
+        <w:rPr>
+          <w:rFonts w:hint="eastAsia"/>
+          <w:sz w:val="28"/>
+          <w:szCs w:val="28"/>
+          <w:lang w:val="en-US" w:eastAsia="zh-CN"/>
+        </w:rPr>
+        <w:t>||你客厅的</w:t>
+      </w:r>
+      <w:r>
+        <w:rPr>
+          <w:rFonts w:hint="default"/>
+          <w:sz w:val="28"/>
+          <w:szCs w:val="28"/>
+          <w:lang w:val="en-US" w:eastAsia="zh-CN"/>
+        </w:rPr>
+        <w:t>阳台</w:t>
+      </w:r>
+      <w:r>
+        <w:rPr>
+          <w:rFonts w:hint="eastAsia"/>
+          <w:sz w:val="28"/>
+          <w:szCs w:val="28"/>
+          <w:lang w:val="en-US" w:eastAsia="zh-CN"/>
+        </w:rPr>
+        <w:t>距离隔壁的阳台</w:t>
+      </w:r>
+      <w:r>
+        <w:rPr>
+          <w:rFonts w:hint="default"/>
+          <w:sz w:val="28"/>
+          <w:szCs w:val="28"/>
+          <w:lang w:val="en-US" w:eastAsia="zh-CN"/>
+        </w:rPr>
+        <w:t>间距</w:t>
+      </w:r>
+      <w:r>
+        <w:rPr>
+          <w:rFonts w:hint="eastAsia"/>
+          <w:sz w:val="28"/>
+          <w:szCs w:val="28"/>
+          <w:lang w:val="en-US" w:eastAsia="zh-CN"/>
+        </w:rPr>
+        <w:t>才</w:t>
+      </w:r>
+      <w:r>
+        <w:rPr>
+          <w:rFonts w:hint="default"/>
+          <w:sz w:val="28"/>
+          <w:szCs w:val="28"/>
+          <w:lang w:val="en-US" w:eastAsia="zh-CN"/>
+        </w:rPr>
+        <w:t>不</w:t>
+      </w:r>
+      <w:r>
+        <w:rPr>
+          <w:rFonts w:hint="eastAsia"/>
+          <w:sz w:val="28"/>
+          <w:szCs w:val="28"/>
+          <w:lang w:val="en-US" w:eastAsia="zh-CN"/>
+        </w:rPr>
+        <w:t>到</w:t>
+      </w:r>
+      <w:r>
+        <w:rPr>
+          <w:rFonts w:hint="default"/>
+          <w:sz w:val="28"/>
+          <w:szCs w:val="28"/>
+          <w:lang w:val="en-US" w:eastAsia="zh-CN"/>
+        </w:rPr>
+        <w:t>两米</w:t>
+      </w:r>
+      <w:r>
+        <w:rPr>
+          <w:rFonts w:hint="eastAsia"/>
+          <w:sz w:val="28"/>
+          <w:szCs w:val="28"/>
+          <w:lang w:val="en-US" w:eastAsia="zh-CN"/>
+        </w:rPr>
+        <w:t>||</w:t>
+      </w:r>
+    </w:p>
+    <w:p>
+      <w:pPr>
+        <w:rPr>
+          <w:rFonts w:hint="default"/>
+          <w:sz w:val="28"/>
+          <w:szCs w:val="28"/>
+          <w:lang w:val="en-US" w:eastAsia="zh-CN"/>
+        </w:rPr>
+      </w:pPr>
+    </w:p>
+    <w:p>
+      <w:pPr>
+        <w:rPr>
+          <w:rFonts w:hint="default"/>
+          <w:sz w:val="28"/>
+          <w:szCs w:val="28"/>
+          <w:lang w:val="en-US" w:eastAsia="zh-CN"/>
+        </w:rPr>
+      </w:pPr>
+      <w:r>
+        <w:rPr>
+          <w:rFonts w:hint="eastAsia"/>
+          <w:sz w:val="28"/>
+          <w:szCs w:val="28"/>
+          <w:lang w:val="en-US" w:eastAsia="zh-CN"/>
+        </w:rPr>
+        <w:t>||</w:t>
+      </w:r>
+      <w:r>
+        <w:rPr>
+          <w:rFonts w:hint="default"/>
+          <w:sz w:val="28"/>
+          <w:szCs w:val="28"/>
+          <w:lang w:val="en-US" w:eastAsia="zh-CN"/>
+        </w:rPr>
+        <w:t>以前你们三个关系最好的时候，你笑着说以后惹你生气就把门锁死，他却挑了挑眉，语气笃定得很：“锁也没用，我翻过来只要三秒。”</w:t>
+      </w:r>
+    </w:p>
+    <w:p>
+      <w:pPr>
+        <w:rPr>
+          <w:rFonts w:hint="default"/>
+          <w:sz w:val="28"/>
+          <w:szCs w:val="28"/>
+          <w:lang w:val="en-US" w:eastAsia="zh-CN"/>
+        </w:rPr>
+      </w:pPr>
+      <w:r>
+        <w:rPr>
+          <w:rFonts w:hint="default"/>
+          <w:sz w:val="28"/>
+          <w:szCs w:val="28"/>
+          <w:lang w:val="en-US" w:eastAsia="zh-CN"/>
+        </w:rPr>
+        <w:t>你当时只当是句玩笑，甚至还跟着打趣说要在阳台装防盗网，可现在想起来，每一个字都像淬了毒的针，扎得你指尖发麻。这栋楼的隔音差得出了名，隔壁打个哈欠、翻个身的声音都能听得清清楚楚，刚才那声震得吊灯都晃、连楼下都能察觉的巨响，不可能只有你一个人醒着。</w:t>
+      </w:r>
+    </w:p>
+    <w:p>
+      <w:pPr>
+        <w:rPr>
+          <w:rFonts w:hint="default"/>
+          <w:sz w:val="28"/>
+          <w:szCs w:val="28"/>
+          <w:lang w:val="en-US" w:eastAsia="zh-CN"/>
+        </w:rPr>
+      </w:pPr>
+      <w:r>
+        <w:rPr>
+          <w:rFonts w:hint="default"/>
+          <w:sz w:val="28"/>
+          <w:szCs w:val="28"/>
+          <w:lang w:val="en-US" w:eastAsia="zh-CN"/>
+        </w:rPr>
+        <w:t>你丝毫不怀疑他真的能跳过来。以他从小练散打的底子，那不到两米的空隙，对他来说和跨一步没有任何区别。就算你醒了立刻反锁房门，那扇单薄的木门也根本挡不住他。</w:t>
+      </w:r>
+    </w:p>
+    <w:p>
+      <w:pPr>
+        <w:rPr>
+          <w:rFonts w:hint="default"/>
+          <w:sz w:val="28"/>
+          <w:szCs w:val="28"/>
+          <w:lang w:val="en-US" w:eastAsia="zh-CN"/>
+        </w:rPr>
+      </w:pPr>
+      <w:r>
+        <w:rPr>
+          <w:rFonts w:hint="default"/>
+          <w:sz w:val="28"/>
+          <w:szCs w:val="28"/>
+          <w:lang w:val="en-US" w:eastAsia="zh-CN"/>
+        </w:rPr>
+        <w:t>|| 你开始拼命地挣扎，想要醒过来。你想冲到门口反锁房门，想摸过床头的手机打 110，想躲进衣柜最深处屏住呼吸。可你的身体却像被钉在了云地上一样，沉重得动弹不得，只能眼睁睁地看着眼前的蓝天和云层微微晃动，听着那道清晰得可怕的、几乎没有声响的脚步声，一步，两步，正在朝着阳台的方向走来。||</w:t>
+      </w:r>
+    </w:p>
+    <w:p>
+      <w:pPr>
+        <w:rPr>
+          <w:rFonts w:hint="default"/>
+          <w:sz w:val="28"/>
+          <w:szCs w:val="28"/>
+          <w:lang w:val="en-US" w:eastAsia="zh-CN"/>
+        </w:rPr>
+      </w:pPr>
+      <w:r>
+        <w:rPr>
+          <w:rFonts w:hint="default"/>
+          <w:sz w:val="28"/>
+          <w:szCs w:val="28"/>
+          <w:lang w:val="en-US" w:eastAsia="zh-CN"/>
+        </w:rPr>
+        <w:t>|| 冷汗顺着你的脊椎往下滑，浸湿了后背的衣服。你死死咬着下唇，尝到了淡淡的血腥味。陈予荣死了，陈予宁已经什么都不在乎了，而你被困在这个该死的空间里，不知道下一秒会不会有一只手从虚空中伸出来，掐断你的脖子。||</w:t>
+      </w:r>
+    </w:p>
+    <w:p>
+      <w:pPr>
+        <w:rPr>
+          <w:rFonts w:hint="default"/>
+          <w:sz w:val="28"/>
+          <w:szCs w:val="28"/>
+          <w:lang w:val="en-US" w:eastAsia="zh-CN"/>
+        </w:rPr>
+      </w:pPr>
+    </w:p>
+    <w:p>
+      <w:pPr>
+        <w:rPr>
+          <w:sz w:val="28"/>
+          <w:szCs w:val="28"/>
+        </w:rPr>
+      </w:pPr>
+    </w:p>
+    <w:p>
+      <w:pPr>
+        <w:rPr>
+          <w:rFonts w:hint="eastAsia"/>
+          <w:sz w:val="28"/>
+          <w:szCs w:val="28"/>
+        </w:rPr>
+      </w:pPr>
+      <w:r>
+        <w:rPr>
+          <w:rFonts w:hint="eastAsia"/>
+          <w:sz w:val="28"/>
+          <w:szCs w:val="28"/>
+        </w:rPr>
+        <w:t>选项二：静下心观察尸体，还原场景</w:t>
+      </w:r>
+    </w:p>
+    <w:p>
+      <w:pPr>
+        <w:rPr>
+          <w:rFonts w:hint="eastAsia"/>
+          <w:sz w:val="28"/>
+          <w:szCs w:val="28"/>
+        </w:rPr>
+      </w:pPr>
+      <w:r>
+        <w:rPr>
+          <w:rFonts w:hint="eastAsia"/>
+          <w:sz w:val="28"/>
+          <w:szCs w:val="28"/>
+        </w:rPr>
+        <w:t>|| 你深吸一口气，强迫自己压下翻涌的恐惧。逃跑根本不现实 —— 先不说你现在被困在这个鬼地方醒不过来，就算醒了，以陈予宁练了十几年散打的身手，你恐怕刚摸到门把手就会被他截住。万一在逃生路上弄出更大的动静，反而会彻底激怒他。横竖都是危险，不如先弄清楚到底发生了什么。||</w:t>
+      </w:r>
+    </w:p>
+    <w:p>
+      <w:pPr>
+        <w:rPr>
+          <w:rFonts w:hint="eastAsia"/>
+          <w:sz w:val="28"/>
+          <w:szCs w:val="28"/>
+        </w:rPr>
+      </w:pPr>
+      <w:r>
+        <w:rPr>
+          <w:rFonts w:hint="eastAsia"/>
+          <w:sz w:val="28"/>
+          <w:szCs w:val="28"/>
+        </w:rPr>
+        <w:t>【系统提示】可交互调查点已解锁</w:t>
+      </w:r>
+    </w:p>
+    <w:p>
+      <w:pPr>
+        <w:rPr>
+          <w:rFonts w:hint="eastAsia"/>
+          <w:sz w:val="28"/>
+          <w:szCs w:val="28"/>
+        </w:rPr>
+      </w:pPr>
+      <w:r>
+        <w:rPr>
+          <w:rFonts w:hint="eastAsia"/>
+          <w:sz w:val="28"/>
+          <w:szCs w:val="28"/>
+        </w:rPr>
+        <w:t>【扭曲的颈部】</w:t>
+      </w:r>
+    </w:p>
+    <w:p>
+      <w:pPr>
+        <w:rPr>
+          <w:rFonts w:hint="eastAsia"/>
+          <w:sz w:val="28"/>
+          <w:szCs w:val="28"/>
+        </w:rPr>
+      </w:pPr>
+      <w:r>
+        <w:rPr>
+          <w:rFonts w:hint="eastAsia"/>
+          <w:sz w:val="28"/>
+          <w:szCs w:val="28"/>
+        </w:rPr>
+        <w:t>【全身外伤检查】</w:t>
+      </w:r>
+    </w:p>
+    <w:p>
+      <w:pPr>
+        <w:rPr>
+          <w:rFonts w:hint="eastAsia"/>
+          <w:sz w:val="28"/>
+          <w:szCs w:val="28"/>
+        </w:rPr>
+      </w:pPr>
+      <w:r>
+        <w:rPr>
+          <w:rFonts w:hint="eastAsia"/>
+          <w:sz w:val="28"/>
+          <w:szCs w:val="28"/>
+        </w:rPr>
+        <w:t>【颈侧蒲公英】</w:t>
+      </w:r>
+    </w:p>
+    <w:p>
+      <w:pPr>
+        <w:rPr>
+          <w:rFonts w:hint="eastAsia"/>
+          <w:sz w:val="28"/>
+          <w:szCs w:val="28"/>
+        </w:rPr>
+      </w:pPr>
+      <w:r>
+        <w:rPr>
+          <w:rFonts w:hint="eastAsia"/>
+          <w:sz w:val="28"/>
+          <w:szCs w:val="28"/>
+        </w:rPr>
+        <w:t>|| 你缓缓抬起脚，一步一步朝着陈予荣的尸体走去。越靠近，蒲公英清苦的香气就越浓，干净得没有一丝杂质，盖过了所有本该存在的气息。||</w:t>
+      </w:r>
+    </w:p>
+    <w:p>
+      <w:pPr>
+        <w:rPr>
+          <w:rFonts w:hint="eastAsia"/>
+          <w:sz w:val="28"/>
+          <w:szCs w:val="28"/>
+        </w:rPr>
+      </w:pPr>
+      <w:r>
+        <w:rPr>
+          <w:rFonts w:hint="eastAsia"/>
+          <w:sz w:val="28"/>
+          <w:szCs w:val="28"/>
+        </w:rPr>
+        <w:t>点击【扭曲的颈部】</w:t>
+      </w:r>
+    </w:p>
+    <w:p>
+      <w:pPr>
+        <w:rPr>
+          <w:rFonts w:hint="eastAsia"/>
+          <w:sz w:val="28"/>
+          <w:szCs w:val="28"/>
+        </w:rPr>
+      </w:pPr>
+      <w:r>
+        <w:rPr>
+          <w:rFonts w:hint="eastAsia"/>
+          <w:sz w:val="28"/>
+          <w:szCs w:val="28"/>
+        </w:rPr>
+        <w:t>|| 你蹲下身，目光落在他不自然歪向左侧的脖子上。颈椎以一个违背生理结构的角度彻底折断，皮肤表面没有淤青，只有几道像青瓷冰裂一样的细缝。系统面板弹出一行小字：颈椎第三节粉碎性骨折，遭巨大外力瞬间冲击断裂，一击毙命，死亡时间不超过十分钟。||</w:t>
+      </w:r>
+    </w:p>
+    <w:p>
+      <w:pPr>
+        <w:rPr>
+          <w:rFonts w:hint="eastAsia"/>
+          <w:sz w:val="28"/>
+          <w:szCs w:val="28"/>
+        </w:rPr>
+      </w:pPr>
+      <w:r>
+        <w:rPr>
+          <w:rFonts w:hint="eastAsia"/>
+          <w:sz w:val="28"/>
+          <w:szCs w:val="28"/>
+        </w:rPr>
+        <w:t>点击【全身外伤检查】</w:t>
+      </w:r>
+    </w:p>
+    <w:p>
+      <w:pPr>
+        <w:rPr>
+          <w:rFonts w:hint="eastAsia"/>
+          <w:sz w:val="28"/>
+          <w:szCs w:val="28"/>
+        </w:rPr>
+      </w:pPr>
+      <w:r>
+        <w:rPr>
+          <w:rFonts w:hint="eastAsia"/>
+          <w:sz w:val="28"/>
+          <w:szCs w:val="28"/>
+        </w:rPr>
+        <w:t>|| 你顺着他的身体往下看，灰色卫衣平整没有褶皱，袖口卷到小臂，露出的手腕和手臂上没有任何抓痕或淤青。系统面板弹出：全身除颈部外无其他外伤，无搏斗痕迹，死前未遭受长时间虐待。||</w:t>
+      </w:r>
+    </w:p>
+    <w:p>
+      <w:pPr>
+        <w:rPr>
+          <w:rFonts w:hint="eastAsia"/>
+          <w:sz w:val="28"/>
+          <w:szCs w:val="28"/>
+        </w:rPr>
+      </w:pPr>
+      <w:r>
+        <w:rPr>
+          <w:rFonts w:hint="eastAsia"/>
+          <w:sz w:val="28"/>
+          <w:szCs w:val="28"/>
+        </w:rPr>
+        <w:t>点击【颈侧蒲公英】</w:t>
+      </w:r>
+    </w:p>
+    <w:p>
+      <w:pPr>
+        <w:rPr>
+          <w:rFonts w:hint="eastAsia"/>
+          <w:sz w:val="28"/>
+          <w:szCs w:val="28"/>
+        </w:rPr>
+      </w:pPr>
+      <w:r>
+        <w:rPr>
+          <w:rFonts w:hint="eastAsia"/>
+          <w:sz w:val="28"/>
+          <w:szCs w:val="28"/>
+        </w:rPr>
+        <w:t>|| 你伸出颤抖的手指，轻轻碰了碰那根从颈侧裂缝里钻出来的、小臂粗的蒲公英花茎。指尖触碰到冰凉花茎的瞬间，云熹空间微微晃动了一下，你的视线不由自主地落在了陈予荣垂在身侧的右手上。他的指甲修剪得干净整齐，只有右手食指的指甲缝里，嵌着一点极淡的、几乎看不见的皮肤碎屑。系统面板弹出：指甲缝内残留他人皮肤组织，死前曾与他人发生过短暂肢体接触。||</w:t>
+      </w:r>
+    </w:p>
+    <w:p>
+      <w:pPr>
+        <w:rPr>
+          <w:rFonts w:hint="eastAsia"/>
+          <w:sz w:val="28"/>
+          <w:szCs w:val="28"/>
+        </w:rPr>
+      </w:pPr>
+      <w:r>
+        <w:rPr>
+          <w:rFonts w:hint="eastAsia"/>
+          <w:sz w:val="28"/>
+          <w:szCs w:val="28"/>
+        </w:rPr>
+        <w:t>|| 所有线索在脑海里飞速拼凑。一击毙命，没有搏斗痕迹，却有皮肤碎屑 —— 不是失控的争吵推搡，是有预谋的接近，然后突然发难。你猛地抬头看向虚空，心脏沉到了谷底。这栋楼的隔音差到什么程度你比谁都清楚，凌晨三点多这么大的撞击声，整栋楼至少有一半人会被惊醒。他不可能不知道。他知道有人在听。他甚至可能算准了会有人报警。||</w:t>
+      </w:r>
+    </w:p>
+    <w:p>
+      <w:pPr>
+        <w:rPr>
+          <w:rFonts w:hint="eastAsia"/>
+          <w:sz w:val="28"/>
+          <w:szCs w:val="28"/>
+        </w:rPr>
+      </w:pPr>
+      <w:r>
+        <w:rPr>
+          <w:rFonts w:hint="eastAsia"/>
+          <w:sz w:val="28"/>
+          <w:szCs w:val="28"/>
+        </w:rPr>
+        <w:t>|| 就在这时，云熹空间开始剧烈地晃动。蓝天碎裂成无数块，云层翻涌成灰色的漩涡，陈予荣的尸体和那些蒲公英一起，一点点变得透明。你还没来得及反应，一股巨大的拉力猛地将你拽了出去。||</w:t>
+      </w:r>
+    </w:p>
+    <w:p>
+      <w:pPr>
+        <w:rPr>
+          <w:rFonts w:hint="eastAsia"/>
+          <w:sz w:val="28"/>
+          <w:szCs w:val="28"/>
+        </w:rPr>
+      </w:pPr>
+      <w:r>
+        <w:rPr>
+          <w:rFonts w:hint="eastAsia"/>
+          <w:sz w:val="28"/>
+          <w:szCs w:val="28"/>
+        </w:rPr>
+        <w:t>|| 你猛地睁开眼睛，大口大口地喘着气，额头上的冷汗滴落在被子上，晕开一小片湿痕。天已经蒙蒙亮了，隔壁安安静静的，没有任何声音。||</w:t>
+      </w:r>
+    </w:p>
+    <w:p>
+      <w:pPr>
+        <w:rPr>
+          <w:rFonts w:hint="eastAsia"/>
+          <w:sz w:val="28"/>
+          <w:szCs w:val="28"/>
+        </w:rPr>
+      </w:pPr>
+      <w:r>
+        <w:rPr>
+          <w:rFonts w:hint="eastAsia"/>
+          <w:sz w:val="28"/>
+          <w:szCs w:val="28"/>
+        </w:rPr>
+        <w:t>|| 你手忙脚乱地摸过手机，屏幕上显示凌晨四点零二分。你攥着手机坐在床上，听着自己的心跳声，直到远处传来熟悉的警笛声，由远及近，最终停在了楼下。||</w:t>
+      </w:r>
+    </w:p>
+    <w:p>
+      <w:pPr>
+        <w:rPr>
+          <w:rFonts w:hint="eastAsia"/>
+          <w:sz w:val="28"/>
+          <w:szCs w:val="28"/>
+        </w:rPr>
+      </w:pPr>
+      <w:r>
+        <w:rPr>
+          <w:rFonts w:hint="eastAsia"/>
+          <w:sz w:val="28"/>
+          <w:szCs w:val="28"/>
+        </w:rPr>
+        <w:t>|| 你没有动，只是静静地听着。听着隔壁传来开门的声音，听着警察低沉的问话声，听着脚步声渐渐远去。直到楼下的警笛声再次响起，你才敢光着脚走到阳台，掀开窗帘一角往下看。||</w:t>
+      </w:r>
+    </w:p>
+    <w:p>
+      <w:pPr>
+        <w:rPr>
+          <w:rFonts w:hint="eastAsia"/>
+          <w:sz w:val="28"/>
+          <w:szCs w:val="28"/>
+        </w:rPr>
+      </w:pPr>
+      <w:r>
+        <w:rPr>
+          <w:rFonts w:hint="eastAsia"/>
+          <w:sz w:val="28"/>
+          <w:szCs w:val="28"/>
+        </w:rPr>
+        <w:t>|| 陈予宁穿着那件黑色的连帽衫，戴着手铐，被两个警察押着走向警车。他的头发很乱，脸色苍白，却依旧挺直着脊背。他没有抬头，也没有往你家的方向看一眼，径直上了警车。车门关上，警笛声渐渐远去。||</w:t>
+      </w:r>
+    </w:p>
+    <w:p>
+      <w:pPr>
+        <w:rPr>
+          <w:rFonts w:hint="eastAsia"/>
+          <w:sz w:val="28"/>
+          <w:szCs w:val="28"/>
+        </w:rPr>
+      </w:pPr>
+      <w:r>
+        <w:rPr>
+          <w:rFonts w:hint="eastAsia"/>
+          <w:sz w:val="28"/>
+          <w:szCs w:val="28"/>
+        </w:rPr>
+        <w:t>|| 第二天一早，敲门声响起。是两个穿着制服的警察，例行上门问询。“昨天凌晨三点多，你有没有听到隔壁有什么异常动静？”“我当时在睡觉，只听到一声特别大的撞击声，震得吊灯都晃了，然后就醒了，之后没听到别的声音。” 你如实回答。两个警察对视了一眼，其中一个小声嘀咕了一句：“那真是奇了怪了。”你立刻追问：“怎么了？发生什么事了？”警察摇了摇头：“案件正在调查中，具体情况不方便透露。如果想起什么别的细节，随时联系我们。” 说完留下一张联系卡就走了。||</w:t>
+      </w:r>
+    </w:p>
+    <w:p>
+      <w:pPr>
+        <w:rPr>
+          <w:rFonts w:hint="eastAsia"/>
+          <w:sz w:val="28"/>
+          <w:szCs w:val="28"/>
+        </w:rPr>
+      </w:pPr>
+      <w:r>
+        <w:rPr>
+          <w:rFonts w:hint="eastAsia"/>
+          <w:sz w:val="28"/>
+          <w:szCs w:val="28"/>
+        </w:rPr>
+        <w:t>|| 下午你下楼扔垃圾，路过小区凉亭的时候，听到几个同单元的邻居正在凑在一起说话。你下意识地放慢了脚步。“昨天凌晨那声巨响你们听到了吗？吓死我了，我还以为地震了。”“听到了听到了，就一声，特别大，之后就没动静了。”“可不是嘛，我住三楼他家楼下，神经衰弱有点动静就醒，昨天就那一声，之后安安静静的，不然我肯定一晚上都睡不着。”||</w:t>
+      </w:r>
+    </w:p>
+    <w:p>
+      <w:pPr>
+        <w:rPr>
+          <w:rFonts w:hint="eastAsia"/>
+          <w:sz w:val="28"/>
+          <w:szCs w:val="28"/>
+        </w:rPr>
+      </w:pPr>
+      <w:r>
+        <w:rPr>
+          <w:rFonts w:hint="eastAsia"/>
+          <w:sz w:val="28"/>
+          <w:szCs w:val="28"/>
+        </w:rPr>
+        <w:t>|| 你没有停留，攥着垃圾袋快步走出了凉亭。||</w:t>
+      </w:r>
+    </w:p>
+    <w:p>
+      <w:pPr>
+        <w:rPr>
+          <w:rFonts w:hint="eastAsia"/>
+          <w:sz w:val="28"/>
+          <w:szCs w:val="28"/>
+        </w:rPr>
+      </w:pPr>
+      <w:r>
+        <w:rPr>
+          <w:rFonts w:hint="eastAsia"/>
+          <w:sz w:val="28"/>
+          <w:szCs w:val="28"/>
+        </w:rPr>
+        <w:t>|| 三天后，你在本地公安的公众号上看到了警情通报。上面写着：“犯罪嫌疑人陈某因家庭琐事与弟弟发生争执，失手将其推倒致其颈椎骨折死亡，案发后主动投案自首，目前已被依法刑事拘留。”又过了两个月，法院宣判。陈家父母出具了刑事谅解书，最终以过失致人死亡罪，判处陈予宁有期徒刑十年。||</w:t>
+      </w:r>
+    </w:p>
+    <w:p>
+      <w:pPr>
+        <w:rPr>
+          <w:rFonts w:hint="eastAsia"/>
+          <w:sz w:val="28"/>
+          <w:szCs w:val="28"/>
+        </w:rPr>
+      </w:pPr>
+      <w:r>
+        <w:rPr>
+          <w:rFonts w:hint="eastAsia"/>
+          <w:sz w:val="28"/>
+          <w:szCs w:val="28"/>
+        </w:rPr>
+        <w:t>|| 判决下来的第二天，你联系了搬家公司。你没有跟任何人告别，也没有带走任何多余的东西。你卖掉了这里的房子，买了一张去往南方的单程火车票。没有人知道你为什么突然离开这座生活了十几年的城市。只有你自己知道，你不仅是在逃离那间死过人的凶宅，更是在逃离一个永远不能说出口的秘密，和一个十年之后，可能会再次出现的身影。||</w:t>
+      </w:r>
+    </w:p>
+    <w:p>
+      <w:pPr>
+        <w:rPr>
+          <w:rFonts w:hint="eastAsia"/>
+          <w:sz w:val="28"/>
+          <w:szCs w:val="28"/>
+        </w:rPr>
+      </w:pPr>
+      <w:r>
+        <w:rPr>
+          <w:rFonts w:hint="eastAsia"/>
+          <w:sz w:val="28"/>
+          <w:szCs w:val="28"/>
+        </w:rPr>
+        <w:t>|| 火车缓缓驶出站台，你看着窗外飞速倒退的风景，轻轻闭上了眼睛。风从车窗吹进来，带着一点淡淡的、蒲公英的香气。||</w:t>
+      </w:r>
+    </w:p>
+    <w:p>
+      <w:pPr>
+        <w:rPr>
+          <w:sz w:val="28"/>
+          <w:szCs w:val="28"/>
+        </w:rPr>
+      </w:pPr>
+      <w:r>
+        <w:rPr>
+          <w:rFonts w:hint="eastAsia"/>
+          <w:sz w:val="28"/>
+          <w:szCs w:val="28"/>
+        </w:rPr>
+        <w:t>||【系统提示】获得 留白真相结局 “无声的巨响”||</w:t>
+      </w:r>
     </w:p>
     <w:sectPr>
       <w:pgSz w:w="11906" w:h="16838"/>
@@ -20174,13 +23241,57 @@
       <w:sz w:val="44"/>
     </w:rPr>
   </w:style>
-  <w:style w:type="character" w:default="1" w:styleId="5">
+  <w:style w:type="paragraph" w:styleId="3">
+    <w:name w:val="heading 3"/>
+    <w:basedOn w:val="1"/>
+    <w:next w:val="1"/>
+    <w:semiHidden/>
+    <w:unhideWhenUsed/>
+    <w:qFormat/>
+    <w:uiPriority w:val="0"/>
+    <w:pPr>
+      <w:spacing w:before="0" w:beforeAutospacing="1" w:after="0" w:afterAutospacing="1"/>
+      <w:jc w:val="left"/>
+    </w:pPr>
+    <w:rPr>
+      <w:rFonts w:hint="eastAsia" w:ascii="宋体" w:hAnsi="宋体" w:eastAsia="宋体" w:cs="宋体"/>
+      <w:b/>
+      <w:bCs/>
+      <w:kern w:val="0"/>
+      <w:sz w:val="27"/>
+      <w:szCs w:val="27"/>
+      <w:lang w:val="en-US" w:eastAsia="zh-CN" w:bidi="ar"/>
+    </w:rPr>
+  </w:style>
+  <w:style w:type="paragraph" w:styleId="4">
+    <w:name w:val="heading 4"/>
+    <w:basedOn w:val="1"/>
+    <w:next w:val="1"/>
+    <w:semiHidden/>
+    <w:unhideWhenUsed/>
+    <w:qFormat/>
+    <w:uiPriority w:val="0"/>
+    <w:pPr>
+      <w:spacing w:before="0" w:beforeAutospacing="1" w:after="0" w:afterAutospacing="1"/>
+      <w:jc w:val="left"/>
+    </w:pPr>
+    <w:rPr>
+      <w:rFonts w:hint="eastAsia" w:ascii="宋体" w:hAnsi="宋体" w:eastAsia="宋体" w:cs="宋体"/>
+      <w:b/>
+      <w:bCs/>
+      <w:kern w:val="0"/>
+      <w:sz w:val="24"/>
+      <w:szCs w:val="24"/>
+      <w:lang w:val="en-US" w:eastAsia="zh-CN" w:bidi="ar"/>
+    </w:rPr>
+  </w:style>
+  <w:style w:type="character" w:default="1" w:styleId="7">
     <w:name w:val="Default Paragraph Font"/>
     <w:semiHidden/>
     <w:qFormat/>
     <w:uiPriority w:val="0"/>
   </w:style>
-  <w:style w:type="table" w:default="1" w:styleId="4">
+  <w:style w:type="table" w:default="1" w:styleId="6">
     <w:name w:val="Normal Table"/>
     <w:semiHidden/>
     <w:uiPriority w:val="0"/>
@@ -20193,7 +23304,7 @@
       </w:tblCellMar>
     </w:tblPr>
   </w:style>
-  <w:style w:type="paragraph" w:styleId="3">
+  <w:style w:type="paragraph" w:styleId="5">
     <w:name w:val="Normal (Web)"/>
     <w:basedOn w:val="1"/>
     <w:qFormat/>
@@ -20207,6 +23318,15 @@
       <w:kern w:val="0"/>
       <w:sz w:val="24"/>
       <w:lang w:val="en-US" w:eastAsia="zh-CN" w:bidi="ar"/>
+    </w:rPr>
+  </w:style>
+  <w:style w:type="character" w:styleId="8">
+    <w:name w:val="Strong"/>
+    <w:basedOn w:val="7"/>
+    <w:qFormat/>
+    <w:uiPriority w:val="0"/>
+    <w:rPr>
+      <w:b/>
     </w:rPr>
   </w:style>
 </w:styles>
